--- a/25-26 Project Final Report.docx
+++ b/25-26 Project Final Report.docx
@@ -11800,6 +11800,7 @@
                             </w:r>
                             <w:r>
                               <w:rPr>
+                                <w:noProof/>
                                 <w:sz w:val="22"/>
                                 <w:szCs w:val="22"/>
                               </w:rPr>
@@ -11885,6 +11886,7 @@
                       </w:r>
                       <w:r>
                         <w:rPr>
+                          <w:noProof/>
                           <w:sz w:val="22"/>
                           <w:szCs w:val="22"/>
                         </w:rPr>
@@ -12063,6 +12065,7 @@
                             </w:r>
                             <w:r>
                               <w:rPr>
+                                <w:noProof/>
                                 <w:sz w:val="22"/>
                                 <w:szCs w:val="22"/>
                               </w:rPr>
@@ -12144,6 +12147,7 @@
                       </w:r>
                       <w:r>
                         <w:rPr>
+                          <w:noProof/>
                           <w:sz w:val="22"/>
                           <w:szCs w:val="22"/>
                         </w:rPr>
@@ -12961,6 +12965,7 @@
       </w:r>
       <w:r>
         <w:rPr>
+          <w:noProof/>
           <w:sz w:val="22"/>
           <w:szCs w:val="22"/>
         </w:rPr>
@@ -14121,6 +14126,7 @@
       </w:r>
       <w:r>
         <w:rPr>
+          <w:noProof/>
           <w:sz w:val="22"/>
           <w:szCs w:val="22"/>
         </w:rPr>
@@ -14408,6 +14414,7 @@
       </w:r>
       <w:r>
         <w:rPr>
+          <w:noProof/>
           <w:sz w:val="22"/>
           <w:szCs w:val="22"/>
         </w:rPr>
@@ -14790,6 +14797,7 @@
       </w:r>
       <w:r>
         <w:rPr>
+          <w:noProof/>
           <w:sz w:val="22"/>
           <w:szCs w:val="22"/>
         </w:rPr>
@@ -14971,6 +14979,7 @@
                             </w:r>
                             <w:r>
                               <w:rPr>
+                                <w:noProof/>
                                 <w:sz w:val="22"/>
                                 <w:szCs w:val="22"/>
                               </w:rPr>
@@ -15054,6 +15063,7 @@
                       </w:r>
                       <w:r>
                         <w:rPr>
+                          <w:noProof/>
                           <w:sz w:val="22"/>
                           <w:szCs w:val="22"/>
                         </w:rPr>
@@ -15235,6 +15245,7 @@
                             </w:r>
                             <w:r>
                               <w:rPr>
+                                <w:noProof/>
                                 <w:sz w:val="22"/>
                                 <w:szCs w:val="22"/>
                               </w:rPr>
@@ -15318,6 +15329,7 @@
                       </w:r>
                       <w:r>
                         <w:rPr>
+                          <w:noProof/>
                           <w:sz w:val="22"/>
                           <w:szCs w:val="22"/>
                         </w:rPr>
@@ -15528,6 +15540,7 @@
                             </w:r>
                             <w:r>
                               <w:rPr>
+                                <w:noProof/>
                                 <w:sz w:val="22"/>
                                 <w:szCs w:val="22"/>
                               </w:rPr>
@@ -15545,14 +15558,7 @@
                                 <w:sz w:val="22"/>
                                 <w:szCs w:val="22"/>
                               </w:rPr>
-                              <w:t xml:space="preserve">. </w:t>
-                            </w:r>
-                            <w:r>
-                              <w:rPr>
-                                <w:sz w:val="22"/>
-                                <w:szCs w:val="22"/>
-                              </w:rPr>
-                              <w:t>BreadBoard</w:t>
+                              <w:t>. BreadBoard</w:t>
                             </w:r>
                             <w:bookmarkEnd w:id="56"/>
                             <w:bookmarkEnd w:id="57"/>
@@ -15618,6 +15624,7 @@
                       </w:r>
                       <w:r>
                         <w:rPr>
+                          <w:noProof/>
                           <w:sz w:val="22"/>
                           <w:szCs w:val="22"/>
                         </w:rPr>
@@ -15635,14 +15642,7 @@
                           <w:sz w:val="22"/>
                           <w:szCs w:val="22"/>
                         </w:rPr>
-                        <w:t xml:space="preserve">. </w:t>
-                      </w:r>
-                      <w:r>
-                        <w:rPr>
-                          <w:sz w:val="22"/>
-                          <w:szCs w:val="22"/>
-                        </w:rPr>
-                        <w:t>BreadBoard</w:t>
+                        <w:t>. BreadBoard</w:t>
                       </w:r>
                       <w:bookmarkEnd w:id="58"/>
                       <w:bookmarkEnd w:id="59"/>
@@ -15841,6 +15841,7 @@
                             </w:r>
                             <w:r>
                               <w:rPr>
+                                <w:noProof/>
                                 <w:sz w:val="22"/>
                                 <w:szCs w:val="22"/>
                               </w:rPr>
@@ -15924,6 +15925,7 @@
                       </w:r>
                       <w:r>
                         <w:rPr>
+                          <w:noProof/>
                           <w:sz w:val="22"/>
                           <w:szCs w:val="22"/>
                         </w:rPr>
@@ -16321,6 +16323,7 @@
                             </w:r>
                             <w:r>
                               <w:rPr>
+                                <w:noProof/>
                                 <w:sz w:val="22"/>
                                 <w:szCs w:val="22"/>
                               </w:rPr>
@@ -16403,6 +16406,7 @@
                       </w:r>
                       <w:r>
                         <w:rPr>
+                          <w:noProof/>
                           <w:sz w:val="22"/>
                           <w:szCs w:val="22"/>
                         </w:rPr>
@@ -16516,6 +16520,7 @@
                             </w:r>
                             <w:r>
                               <w:rPr>
+                                <w:noProof/>
                                 <w:sz w:val="22"/>
                                 <w:szCs w:val="22"/>
                               </w:rPr>
@@ -16599,6 +16604,7 @@
                       </w:r>
                       <w:r>
                         <w:rPr>
+                          <w:noProof/>
                           <w:sz w:val="22"/>
                           <w:szCs w:val="22"/>
                         </w:rPr>
@@ -16929,6 +16935,7 @@
       </w:r>
       <w:r>
         <w:rPr>
+          <w:noProof/>
           <w:sz w:val="22"/>
           <w:szCs w:val="22"/>
         </w:rPr>
@@ -17073,6 +17080,7 @@
       </w:r>
       <w:r>
         <w:rPr>
+          <w:noProof/>
           <w:sz w:val="22"/>
           <w:szCs w:val="22"/>
         </w:rPr>
@@ -17331,6 +17339,7 @@
       </w:r>
       <w:r>
         <w:rPr>
+          <w:noProof/>
           <w:sz w:val="22"/>
           <w:szCs w:val="22"/>
         </w:rPr>
@@ -17531,6 +17540,7 @@
       </w:r>
       <w:r>
         <w:rPr>
+          <w:noProof/>
           <w:sz w:val="22"/>
           <w:szCs w:val="22"/>
         </w:rPr>
@@ -17639,6 +17649,7 @@
       </w:r>
       <w:r>
         <w:rPr>
+          <w:noProof/>
           <w:sz w:val="22"/>
           <w:szCs w:val="22"/>
         </w:rPr>
@@ -17747,6 +17758,7 @@
       </w:r>
       <w:r>
         <w:rPr>
+          <w:noProof/>
           <w:sz w:val="22"/>
           <w:szCs w:val="22"/>
         </w:rPr>
@@ -17909,6 +17921,7 @@
       </w:r>
       <w:r>
         <w:rPr>
+          <w:noProof/>
           <w:sz w:val="22"/>
           <w:szCs w:val="22"/>
         </w:rPr>
@@ -18052,6 +18065,7 @@
       </w:r>
       <w:r>
         <w:rPr>
+          <w:noProof/>
           <w:sz w:val="22"/>
           <w:szCs w:val="22"/>
         </w:rPr>
@@ -18079,6 +18093,265 @@
           <w:rFonts w:ascii="Arial" w:hAnsi="Arial" w:cs="Arial"/>
         </w:rPr>
       </w:pPr>
+    </w:p>
+    <w:p>
+      <w:pPr>
+        <w:rPr>
+          <w:rFonts w:ascii="Arial" w:hAnsi="Arial" w:cs="Arial"/>
+        </w:rPr>
+      </w:pPr>
+      <w:r>
+        <w:rPr>
+          <w:rFonts w:ascii="Arial" w:hAnsi="Arial" w:cs="Arial"/>
+        </w:rPr>
+        <w:t xml:space="preserve">The user participants also answered the question on if they have every experienced any other games with similar controls and how the custom motion-based </w:t>
+      </w:r>
+      <w:r>
+        <w:rPr>
+          <w:rFonts w:ascii="Arial" w:hAnsi="Arial" w:cs="Arial"/>
+        </w:rPr>
+        <w:t>controller</w:t>
+      </w:r>
+      <w:r>
+        <w:rPr>
+          <w:rFonts w:ascii="Arial" w:hAnsi="Arial" w:cs="Arial"/>
+        </w:rPr>
+        <w:t xml:space="preserve"> felt compared to those other alternative controllers.  A lot of the users said that the control felt like an old school Wii game or arcade shooter, and that the controls felt smooth</w:t>
+      </w:r>
+      <w:r>
+        <w:rPr>
+          <w:rFonts w:ascii="Arial" w:hAnsi="Arial" w:cs="Arial"/>
+        </w:rPr>
+        <w:t xml:space="preserve"> and because of prior experience with this technology it was pretty easy for them to use but it also came with the fact that it was less accessible and not as much supporting options.</w:t>
+      </w:r>
+    </w:p>
+    <w:p>
+      <w:pPr>
+        <w:keepNext/>
+        <w:jc w:val="center"/>
+      </w:pPr>
+      <w:r>
+        <w:lastRenderedPageBreak/>
+        <w:drawing>
+          <wp:inline distT="0" distB="0" distL="0" distR="0" wp14:anchorId="250D15A1" wp14:editId="1100E469">
+            <wp:extent cx="4933950" cy="2485576"/>
+            <wp:effectExtent l="0" t="0" r="0" b="0"/>
+            <wp:docPr id="283178195" name="Picture 1"/>
+            <wp:cNvGraphicFramePr>
+              <a:graphicFrameLocks xmlns:a="http://schemas.openxmlformats.org/drawingml/2006/main" noChangeAspect="1"/>
+            </wp:cNvGraphicFramePr>
+            <a:graphic xmlns:a="http://schemas.openxmlformats.org/drawingml/2006/main">
+              <a:graphicData uri="http://schemas.openxmlformats.org/drawingml/2006/picture">
+                <pic:pic xmlns:pic="http://schemas.openxmlformats.org/drawingml/2006/picture">
+                  <pic:nvPicPr>
+                    <pic:cNvPr id="283178195" name=""/>
+                    <pic:cNvPicPr/>
+                  </pic:nvPicPr>
+                  <pic:blipFill>
+                    <a:blip r:embed="rId28"/>
+                    <a:stretch>
+                      <a:fillRect/>
+                    </a:stretch>
+                  </pic:blipFill>
+                  <pic:spPr>
+                    <a:xfrm>
+                      <a:off x="0" y="0"/>
+                      <a:ext cx="4938599" cy="2487918"/>
+                    </a:xfrm>
+                    <a:prstGeom prst="rect">
+                      <a:avLst/>
+                    </a:prstGeom>
+                  </pic:spPr>
+                </pic:pic>
+              </a:graphicData>
+            </a:graphic>
+          </wp:inline>
+        </w:drawing>
+      </w:r>
+    </w:p>
+    <w:p>
+      <w:pPr>
+        <w:pStyle w:val="Caption"/>
+        <w:jc w:val="center"/>
+        <w:rPr>
+          <w:sz w:val="22"/>
+          <w:szCs w:val="22"/>
+        </w:rPr>
+      </w:pPr>
+      <w:r>
+        <w:rPr>
+          <w:sz w:val="22"/>
+          <w:szCs w:val="22"/>
+        </w:rPr>
+        <w:t xml:space="preserve">Figure </w:t>
+      </w:r>
+      <w:r>
+        <w:rPr>
+          <w:sz w:val="22"/>
+          <w:szCs w:val="22"/>
+        </w:rPr>
+        <w:fldChar w:fldCharType="begin"/>
+      </w:r>
+      <w:r>
+        <w:rPr>
+          <w:sz w:val="22"/>
+          <w:szCs w:val="22"/>
+        </w:rPr>
+        <w:instrText xml:space="preserve"> SEQ Figure \* ARABIC </w:instrText>
+      </w:r>
+      <w:r>
+        <w:rPr>
+          <w:sz w:val="22"/>
+          <w:szCs w:val="22"/>
+        </w:rPr>
+        <w:fldChar w:fldCharType="separate"/>
+      </w:r>
+      <w:r>
+        <w:rPr>
+          <w:noProof/>
+          <w:sz w:val="22"/>
+          <w:szCs w:val="22"/>
+        </w:rPr>
+        <w:t>21</w:t>
+      </w:r>
+      <w:r>
+        <w:rPr>
+          <w:sz w:val="22"/>
+          <w:szCs w:val="22"/>
+        </w:rPr>
+        <w:fldChar w:fldCharType="end"/>
+      </w:r>
+      <w:r>
+        <w:rPr>
+          <w:sz w:val="22"/>
+          <w:szCs w:val="22"/>
+        </w:rPr>
+        <w:t>. Comparison to other technologies similar</w:t>
+      </w:r>
+    </w:p>
+    <w:p/>
+    <w:p>
+      <w:pPr>
+        <w:rPr>
+          <w:rFonts w:ascii="Arial" w:hAnsi="Arial" w:cs="Arial"/>
+        </w:rPr>
+      </w:pPr>
+      <w:r>
+        <w:rPr>
+          <w:rFonts w:ascii="Arial" w:hAnsi="Arial" w:cs="Arial"/>
+        </w:rPr>
+        <w:t xml:space="preserve">One of the questions that the 13 total users were asked to answer was if the controller felt meaningful or unnecessary 1 being meaningful and 10 being unnecessary and the average rating was level 5 as 5 out of the 13 testers said thought it was both unnecessary but also meaningful, this goes back to earlier when talking about how users felt that the alternative game controllers were enjoyable when the game being played made sense for them to use motion-based controls. </w:t>
+      </w:r>
+    </w:p>
+    <w:p>
+      <w:pPr>
+        <w:keepNext/>
+      </w:pPr>
+      <w:r>
+        <w:drawing>
+          <wp:inline distT="0" distB="0" distL="0" distR="0" wp14:anchorId="3651EAC6" wp14:editId="5A10FA7B">
+            <wp:extent cx="5474335" cy="2312670"/>
+            <wp:effectExtent l="0" t="0" r="0" b="0"/>
+            <wp:docPr id="1845332650" name="Picture 1"/>
+            <wp:cNvGraphicFramePr>
+              <a:graphicFrameLocks xmlns:a="http://schemas.openxmlformats.org/drawingml/2006/main" noChangeAspect="1"/>
+            </wp:cNvGraphicFramePr>
+            <a:graphic xmlns:a="http://schemas.openxmlformats.org/drawingml/2006/main">
+              <a:graphicData uri="http://schemas.openxmlformats.org/drawingml/2006/picture">
+                <pic:pic xmlns:pic="http://schemas.openxmlformats.org/drawingml/2006/picture">
+                  <pic:nvPicPr>
+                    <pic:cNvPr id="1845332650" name=""/>
+                    <pic:cNvPicPr/>
+                  </pic:nvPicPr>
+                  <pic:blipFill>
+                    <a:blip r:embed="rId29"/>
+                    <a:stretch>
+                      <a:fillRect/>
+                    </a:stretch>
+                  </pic:blipFill>
+                  <pic:spPr>
+                    <a:xfrm>
+                      <a:off x="0" y="0"/>
+                      <a:ext cx="5474335" cy="2312670"/>
+                    </a:xfrm>
+                    <a:prstGeom prst="rect">
+                      <a:avLst/>
+                    </a:prstGeom>
+                  </pic:spPr>
+                </pic:pic>
+              </a:graphicData>
+            </a:graphic>
+          </wp:inline>
+        </w:drawing>
+      </w:r>
+    </w:p>
+    <w:p>
+      <w:pPr>
+        <w:pStyle w:val="Caption"/>
+        <w:jc w:val="center"/>
+        <w:rPr>
+          <w:sz w:val="22"/>
+          <w:szCs w:val="22"/>
+        </w:rPr>
+      </w:pPr>
+      <w:r>
+        <w:rPr>
+          <w:sz w:val="22"/>
+          <w:szCs w:val="22"/>
+        </w:rPr>
+        <w:t xml:space="preserve">Figure </w:t>
+      </w:r>
+      <w:r>
+        <w:rPr>
+          <w:sz w:val="22"/>
+          <w:szCs w:val="22"/>
+        </w:rPr>
+        <w:fldChar w:fldCharType="begin"/>
+      </w:r>
+      <w:r>
+        <w:rPr>
+          <w:sz w:val="22"/>
+          <w:szCs w:val="22"/>
+        </w:rPr>
+        <w:instrText xml:space="preserve"> SEQ Figure \* ARABIC </w:instrText>
+      </w:r>
+      <w:r>
+        <w:rPr>
+          <w:sz w:val="22"/>
+          <w:szCs w:val="22"/>
+        </w:rPr>
+        <w:fldChar w:fldCharType="separate"/>
+      </w:r>
+      <w:r>
+        <w:rPr>
+          <w:noProof/>
+          <w:sz w:val="22"/>
+          <w:szCs w:val="22"/>
+        </w:rPr>
+        <w:t>22</w:t>
+      </w:r>
+      <w:r>
+        <w:rPr>
+          <w:sz w:val="22"/>
+          <w:szCs w:val="22"/>
+        </w:rPr>
+        <w:fldChar w:fldCharType="end"/>
+      </w:r>
+      <w:r>
+        <w:rPr>
+          <w:sz w:val="22"/>
+          <w:szCs w:val="22"/>
+        </w:rPr>
+        <w:t>. Was the Controller meaningful or unnecessary</w:t>
+      </w:r>
+    </w:p>
+    <w:p/>
+    <w:p>
+      <w:pPr>
+        <w:rPr>
+          <w:rFonts w:ascii="Arial" w:hAnsi="Arial" w:cs="Arial"/>
+        </w:rPr>
+      </w:pPr>
       <w:r>
         <w:rPr>
           <w:rFonts w:ascii="Arial" w:hAnsi="Arial" w:cs="Arial"/>
@@ -18095,7 +18368,14 @@
         <w:rPr>
           <w:rFonts w:ascii="Arial" w:hAnsi="Arial" w:cs="Arial"/>
         </w:rPr>
-        <w:t>44% said that the button could be improved to become more stable as well as bigger to feel more like a controller as well as reduce the size of the 3D printed case and of course improving the gyroscope to become more accurate and less drift.</w:t>
+        <w:t xml:space="preserve">44% said that </w:t>
+      </w:r>
+      <w:r>
+        <w:rPr>
+          <w:rFonts w:ascii="Arial" w:hAnsi="Arial" w:cs="Arial"/>
+        </w:rPr>
+        <w:lastRenderedPageBreak/>
+        <w:t>the button could be improved to become more stable as well as bigger to feel more like a controller as well as reduce the size of the 3D printed case and of course improving the gyroscope to become more accurate and less drift.</w:t>
       </w:r>
       <w:r>
         <w:rPr>
@@ -18143,7 +18423,6 @@
           <w:sz w:val="32"/>
           <w:szCs w:val="32"/>
         </w:rPr>
-        <w:lastRenderedPageBreak/>
         <w:t>7</w:t>
       </w:r>
       <w:r>
@@ -18281,6 +18560,7 @@
       </w:pPr>
       <w:bookmarkStart w:id="88" w:name="_Toc228823624"/>
       <w:r>
+        <w:lastRenderedPageBreak/>
         <w:t>Adv</w:t>
       </w:r>
       <w:r>
@@ -18367,7 +18647,6 @@
           <w:sz w:val="32"/>
           <w:szCs w:val="32"/>
         </w:rPr>
-        <w:lastRenderedPageBreak/>
         <w:t>7.</w:t>
       </w:r>
       <w:r>
@@ -18511,7 +18790,14 @@
         <w:rPr>
           <w:rFonts w:ascii="Arial" w:hAnsi="Arial" w:cs="Arial"/>
         </w:rPr>
-        <w:t xml:space="preserve"> to play with alternative game specifically motion-based controllers could improved immersion, player experience and accessibility</w:t>
+        <w:t xml:space="preserve"> to play with alternative game specifically motion-based controllers could improved immersion, player </w:t>
+      </w:r>
+      <w:r>
+        <w:rPr>
+          <w:rFonts w:ascii="Arial" w:hAnsi="Arial" w:cs="Arial"/>
+        </w:rPr>
+        <w:lastRenderedPageBreak/>
+        <w:t>experience and accessibility</w:t>
       </w:r>
       <w:r>
         <w:rPr>
@@ -18572,14 +18858,7 @@
         <w:rPr>
           <w:rFonts w:ascii="Arial" w:hAnsi="Arial" w:cs="Arial"/>
         </w:rPr>
-        <w:t xml:space="preserve">To address this, low-cost components were purchased to develop the motion-based controller and specifically designed in a way that it could be supported and tested in a Unity based game for the controller to showcase the capabilities and functionality. The project followed a structured approach with in-depth planning, </w:t>
-      </w:r>
-      <w:r>
-        <w:rPr>
-          <w:rFonts w:ascii="Arial" w:hAnsi="Arial" w:cs="Arial"/>
-        </w:rPr>
-        <w:lastRenderedPageBreak/>
-        <w:t>research, design and development for both hardware and software and with clear user testing.</w:t>
+        <w:t>To address this, low-cost components were purchased to develop the motion-based controller and specifically designed in a way that it could be supported and tested in a Unity based game for the controller to showcase the capabilities and functionality. The project followed a structured approach with in-depth planning, research, design and development for both hardware and software and with clear user testing.</w:t>
       </w:r>
     </w:p>
     <w:p>
@@ -18705,7 +18984,14 @@
         <w:rPr>
           <w:rFonts w:ascii="Arial" w:hAnsi="Arial" w:cs="Arial"/>
         </w:rPr>
-        <w:t>In addition, technical constraints were encountered, particularly relating to input responsiveness and latency. So having to find a way to mitigate these issues were a challenge but being able to add small solution by giving the game a key bind where the screen would reset back to centre was a good way to fix the gyro drift.</w:t>
+        <w:t xml:space="preserve">In addition, technical constraints were encountered, particularly relating to input responsiveness and latency. So having to find a way to mitigate these issues were a challenge but being able to add small solution by giving the game a key </w:t>
+      </w:r>
+      <w:r>
+        <w:rPr>
+          <w:rFonts w:ascii="Arial" w:hAnsi="Arial" w:cs="Arial"/>
+        </w:rPr>
+        <w:lastRenderedPageBreak/>
+        <w:t>bind where the screen would reset back to centre was a good way to fix the gyro drift.</w:t>
       </w:r>
       <w:r>
         <w:rPr>
@@ -18749,7 +19035,6 @@
           <w:sz w:val="32"/>
           <w:szCs w:val="32"/>
         </w:rPr>
-        <w:lastRenderedPageBreak/>
         <w:t xml:space="preserve">8.2 </w:t>
       </w:r>
       <w:r>
@@ -18973,7 +19258,6 @@
           <w:sz w:val="32"/>
           <w:szCs w:val="32"/>
         </w:rPr>
-        <w:lastRenderedPageBreak/>
         <w:t>Appendices</w:t>
       </w:r>
       <w:bookmarkEnd w:id="93"/>
@@ -19024,7 +19308,7 @@
                     <pic:cNvPicPr/>
                   </pic:nvPicPr>
                   <pic:blipFill>
-                    <a:blip r:embed="rId28"/>
+                    <a:blip r:embed="rId30"/>
                     <a:stretch>
                       <a:fillRect/>
                     </a:stretch>
@@ -19086,10 +19370,11 @@
       </w:r>
       <w:r>
         <w:rPr>
+          <w:noProof/>
           <w:sz w:val="22"/>
           <w:szCs w:val="22"/>
         </w:rPr>
-        <w:t>21</w:t>
+        <w:t>23</w:t>
       </w:r>
       <w:r>
         <w:rPr>
@@ -19219,6 +19504,7 @@
               <w:rPr>
                 <w:rFonts w:ascii="Arial" w:hAnsi="Arial" w:cs="Arial"/>
               </w:rPr>
+              <w:lastRenderedPageBreak/>
               <w:t>Potential Risk</w:t>
             </w:r>
           </w:p>
@@ -19351,7 +19637,6 @@
                 <w:sz w:val="22"/>
                 <w:szCs w:val="22"/>
               </w:rPr>
-              <w:lastRenderedPageBreak/>
               <w:t>or</w:t>
             </w:r>
             <w:r>
@@ -19397,7 +19682,6 @@
                 <w:sz w:val="22"/>
                 <w:szCs w:val="22"/>
               </w:rPr>
-              <w:lastRenderedPageBreak/>
               <w:t>Medium</w:t>
             </w:r>
           </w:p>
@@ -19508,17 +19792,7 @@
                 <w:sz w:val="22"/>
                 <w:szCs w:val="22"/>
               </w:rPr>
-              <w:t xml:space="preserve">Components and researching previous user experiences to </w:t>
-            </w:r>
-            <w:r>
-              <w:rPr>
-                <w:rFonts w:ascii="Arial" w:hAnsi="Arial" w:cs="Arial"/>
-                <w:i/>
-                <w:sz w:val="22"/>
-                <w:szCs w:val="22"/>
-              </w:rPr>
-              <w:lastRenderedPageBreak/>
-              <w:t>ensure best possible outcome.</w:t>
+              <w:t>Components and researching previous user experiences to ensure best possible outcome.</w:t>
             </w:r>
           </w:p>
         </w:tc>
@@ -19549,7 +19823,6 @@
                 <w:sz w:val="22"/>
                 <w:szCs w:val="22"/>
               </w:rPr>
-              <w:lastRenderedPageBreak/>
               <w:t>Errors</w:t>
             </w:r>
             <w:r>
@@ -20642,7 +20915,15 @@
                 <w:szCs w:val="24"/>
                 <w:lang w:val="en-GB"/>
               </w:rPr>
-              <w:t>Ordering the incorrect components</w:t>
+              <w:t xml:space="preserve">Ordering the incorrect </w:t>
+            </w:r>
+            <w:r>
+              <w:rPr>
+                <w:szCs w:val="24"/>
+                <w:lang w:val="en-GB"/>
+              </w:rPr>
+              <w:lastRenderedPageBreak/>
+              <w:t>components</w:t>
             </w:r>
           </w:p>
         </w:tc>
@@ -20669,6 +20950,7 @@
                 <w:sz w:val="22"/>
                 <w:szCs w:val="22"/>
               </w:rPr>
+              <w:lastRenderedPageBreak/>
               <w:t>Low</w:t>
             </w:r>
           </w:p>
@@ -20722,7 +21004,17 @@
                 <w:sz w:val="22"/>
                 <w:szCs w:val="28"/>
               </w:rPr>
-              <w:t>Not likely to happen but if it did</w:t>
+              <w:t xml:space="preserve">Not likely to happen but if it </w:t>
+            </w:r>
+            <w:r>
+              <w:rPr>
+                <w:rFonts w:ascii="Arial" w:hAnsi="Arial" w:cs="Arial"/>
+                <w:i/>
+                <w:sz w:val="22"/>
+                <w:szCs w:val="28"/>
+              </w:rPr>
+              <w:lastRenderedPageBreak/>
+              <w:t>did</w:t>
             </w:r>
             <w:r>
               <w:rPr>
@@ -20771,15 +21063,8 @@
                 <w:szCs w:val="24"/>
                 <w:lang w:val="en-GB"/>
               </w:rPr>
-              <w:t xml:space="preserve">Components malfunction because they weren’t implemented </w:t>
-            </w:r>
-            <w:r>
-              <w:rPr>
-                <w:szCs w:val="24"/>
-                <w:lang w:val="en-GB"/>
-              </w:rPr>
               <w:lastRenderedPageBreak/>
-              <w:t>correctly</w:t>
+              <w:t>Components malfunction because they weren’t implemented correctly</w:t>
             </w:r>
           </w:p>
         </w:tc>
@@ -20806,7 +21091,6 @@
                 <w:sz w:val="22"/>
                 <w:szCs w:val="22"/>
               </w:rPr>
-              <w:lastRenderedPageBreak/>
               <w:t>High</w:t>
             </w:r>
           </w:p>
@@ -20860,17 +21144,7 @@
                 <w:sz w:val="22"/>
                 <w:szCs w:val="28"/>
               </w:rPr>
-              <w:t xml:space="preserve">Ensure all the components are properly soldered and the jumper wires, MPU6050 and Pi Pico are </w:t>
-            </w:r>
-            <w:r>
-              <w:rPr>
-                <w:rFonts w:ascii="Arial" w:hAnsi="Arial" w:cs="Arial"/>
-                <w:i/>
-                <w:sz w:val="22"/>
-                <w:szCs w:val="28"/>
-              </w:rPr>
-              <w:lastRenderedPageBreak/>
-              <w:t>pushed all the way down.</w:t>
+              <w:t>Ensure all the components are properly soldered and the jumper wires, MPU6050 and Pi Pico are pushed all the way down.</w:t>
             </w:r>
           </w:p>
         </w:tc>
@@ -21399,6 +21673,7 @@
                 <w:rPr>
                   <w:noProof/>
                 </w:rPr>
+                <w:lastRenderedPageBreak/>
                 <w:t xml:space="preserve">Skalski, P. et al., 2010. Mapping the road to fun: Natural video game controllers, presence, and game enjoyment. </w:t>
               </w:r>
               <w:r>
@@ -21448,12 +21723,6 @@
                   <w:noProof/>
                 </w:rPr>
                 <w:br/>
-              </w:r>
-              <w:r>
-                <w:rPr>
-                  <w:noProof/>
-                </w:rPr>
-                <w:lastRenderedPageBreak/>
                 <w:t xml:space="preserve">Available at: </w:t>
               </w:r>
               <w:r>
@@ -21520,7 +21789,7 @@
       </w:pPr>
     </w:p>
     <w:sectPr>
-      <w:headerReference w:type="default" r:id="rId29"/>
+      <w:headerReference w:type="default" r:id="rId31"/>
       <w:type w:val="continuous"/>
       <w:pgSz w:w="11910" w:h="16840"/>
       <w:pgMar w:top="2365" w:right="1361" w:bottom="1361" w:left="1361" w:header="992" w:footer="987" w:gutter="567"/>

--- a/25-26 Project Final Report.docx
+++ b/25-26 Project Final Report.docx
@@ -972,7 +972,7 @@
           <w:r>
             <w:fldChar w:fldCharType="separate"/>
           </w:r>
-          <w:hyperlink w:anchor="_Toc228823590" w:history="1">
+          <w:hyperlink w:anchor="_Toc228864867" w:history="1">
             <w:r>
               <w:rPr>
                 <w:rStyle w:val="Hyperlink"/>
@@ -999,7 +999,7 @@
                 <w:noProof/>
                 <w:webHidden/>
               </w:rPr>
-              <w:instrText xml:space="preserve"> PAGEREF _Toc228823590 \h </w:instrText>
+              <w:instrText xml:space="preserve"> PAGEREF _Toc228864867 \h </w:instrText>
             </w:r>
             <w:r>
               <w:rPr>
@@ -1042,7 +1042,7 @@
               <w:lang w:eastAsia="en-GB"/>
             </w:rPr>
           </w:pPr>
-          <w:hyperlink w:anchor="_Toc228823591" w:history="1">
+          <w:hyperlink w:anchor="_Toc228864868" w:history="1">
             <w:r>
               <w:rPr>
                 <w:rStyle w:val="Hyperlink"/>
@@ -1069,7 +1069,7 @@
                 <w:noProof/>
                 <w:webHidden/>
               </w:rPr>
-              <w:instrText xml:space="preserve"> PAGEREF _Toc228823591 \h </w:instrText>
+              <w:instrText xml:space="preserve"> PAGEREF _Toc228864868 \h </w:instrText>
             </w:r>
             <w:r>
               <w:rPr>
@@ -1112,7 +1112,7 @@
               <w:lang w:eastAsia="en-GB"/>
             </w:rPr>
           </w:pPr>
-          <w:hyperlink w:anchor="_Toc228823592" w:history="1">
+          <w:hyperlink w:anchor="_Toc228864869" w:history="1">
             <w:r>
               <w:rPr>
                 <w:rStyle w:val="Hyperlink"/>
@@ -1139,7 +1139,7 @@
                 <w:noProof/>
                 <w:webHidden/>
               </w:rPr>
-              <w:instrText xml:space="preserve"> PAGEREF _Toc228823592 \h </w:instrText>
+              <w:instrText xml:space="preserve"> PAGEREF _Toc228864869 \h </w:instrText>
             </w:r>
             <w:r>
               <w:rPr>
@@ -1182,7 +1182,7 @@
               <w:lang w:eastAsia="en-GB"/>
             </w:rPr>
           </w:pPr>
-          <w:hyperlink w:anchor="_Toc228823593" w:history="1">
+          <w:hyperlink w:anchor="_Toc228864870" w:history="1">
             <w:r>
               <w:rPr>
                 <w:rStyle w:val="Hyperlink"/>
@@ -1209,7 +1209,7 @@
                 <w:noProof/>
                 <w:webHidden/>
               </w:rPr>
-              <w:instrText xml:space="preserve"> PAGEREF _Toc228823593 \h </w:instrText>
+              <w:instrText xml:space="preserve"> PAGEREF _Toc228864870 \h </w:instrText>
             </w:r>
             <w:r>
               <w:rPr>
@@ -1252,7 +1252,7 @@
               <w:lang w:eastAsia="en-GB"/>
             </w:rPr>
           </w:pPr>
-          <w:hyperlink w:anchor="_Toc228823594" w:history="1">
+          <w:hyperlink w:anchor="_Toc228864871" w:history="1">
             <w:r>
               <w:rPr>
                 <w:rStyle w:val="Hyperlink"/>
@@ -1279,7 +1279,7 @@
                 <w:noProof/>
                 <w:webHidden/>
               </w:rPr>
-              <w:instrText xml:space="preserve"> PAGEREF _Toc228823594 \h </w:instrText>
+              <w:instrText xml:space="preserve"> PAGEREF _Toc228864871 \h </w:instrText>
             </w:r>
             <w:r>
               <w:rPr>
@@ -1322,7 +1322,7 @@
               <w:lang w:eastAsia="en-GB"/>
             </w:rPr>
           </w:pPr>
-          <w:hyperlink w:anchor="_Toc228823595" w:history="1">
+          <w:hyperlink w:anchor="_Toc228864872" w:history="1">
             <w:r>
               <w:rPr>
                 <w:rStyle w:val="Hyperlink"/>
@@ -1349,7 +1349,7 @@
                 <w:noProof/>
                 <w:webHidden/>
               </w:rPr>
-              <w:instrText xml:space="preserve"> PAGEREF _Toc228823595 \h </w:instrText>
+              <w:instrText xml:space="preserve"> PAGEREF _Toc228864872 \h </w:instrText>
             </w:r>
             <w:r>
               <w:rPr>
@@ -1392,7 +1392,7 @@
               <w:lang w:eastAsia="en-GB"/>
             </w:rPr>
           </w:pPr>
-          <w:hyperlink w:anchor="_Toc228823596" w:history="1">
+          <w:hyperlink w:anchor="_Toc228864873" w:history="1">
             <w:r>
               <w:rPr>
                 <w:rStyle w:val="Hyperlink"/>
@@ -1419,7 +1419,7 @@
                 <w:noProof/>
                 <w:webHidden/>
               </w:rPr>
-              <w:instrText xml:space="preserve"> PAGEREF _Toc228823596 \h </w:instrText>
+              <w:instrText xml:space="preserve"> PAGEREF _Toc228864873 \h </w:instrText>
             </w:r>
             <w:r>
               <w:rPr>
@@ -1462,7 +1462,7 @@
               <w:lang w:eastAsia="en-GB"/>
             </w:rPr>
           </w:pPr>
-          <w:hyperlink w:anchor="_Toc228823597" w:history="1">
+          <w:hyperlink w:anchor="_Toc228864874" w:history="1">
             <w:r>
               <w:rPr>
                 <w:rStyle w:val="Hyperlink"/>
@@ -1489,7 +1489,7 @@
                 <w:noProof/>
                 <w:webHidden/>
               </w:rPr>
-              <w:instrText xml:space="preserve"> PAGEREF _Toc228823597 \h </w:instrText>
+              <w:instrText xml:space="preserve"> PAGEREF _Toc228864874 \h </w:instrText>
             </w:r>
             <w:r>
               <w:rPr>
@@ -1532,7 +1532,7 @@
               <w:lang w:eastAsia="en-GB"/>
             </w:rPr>
           </w:pPr>
-          <w:hyperlink w:anchor="_Toc228823598" w:history="1">
+          <w:hyperlink w:anchor="_Toc228864875" w:history="1">
             <w:r>
               <w:rPr>
                 <w:rStyle w:val="Hyperlink"/>
@@ -1559,7 +1559,7 @@
                 <w:noProof/>
                 <w:webHidden/>
               </w:rPr>
-              <w:instrText xml:space="preserve"> PAGEREF _Toc228823598 \h </w:instrText>
+              <w:instrText xml:space="preserve"> PAGEREF _Toc228864875 \h </w:instrText>
             </w:r>
             <w:r>
               <w:rPr>
@@ -1602,7 +1602,7 @@
               <w:lang w:eastAsia="en-GB"/>
             </w:rPr>
           </w:pPr>
-          <w:hyperlink w:anchor="_Toc228823599" w:history="1">
+          <w:hyperlink w:anchor="_Toc228864876" w:history="1">
             <w:r>
               <w:rPr>
                 <w:rStyle w:val="Hyperlink"/>
@@ -1629,7 +1629,7 @@
                 <w:noProof/>
                 <w:webHidden/>
               </w:rPr>
-              <w:instrText xml:space="preserve"> PAGEREF _Toc228823599 \h </w:instrText>
+              <w:instrText xml:space="preserve"> PAGEREF _Toc228864876 \h </w:instrText>
             </w:r>
             <w:r>
               <w:rPr>
@@ -1672,7 +1672,7 @@
               <w:lang w:eastAsia="en-GB"/>
             </w:rPr>
           </w:pPr>
-          <w:hyperlink w:anchor="_Toc228823600" w:history="1">
+          <w:hyperlink w:anchor="_Toc228864877" w:history="1">
             <w:r>
               <w:rPr>
                 <w:rStyle w:val="Hyperlink"/>
@@ -1699,7 +1699,7 @@
                 <w:noProof/>
                 <w:webHidden/>
               </w:rPr>
-              <w:instrText xml:space="preserve"> PAGEREF _Toc228823600 \h </w:instrText>
+              <w:instrText xml:space="preserve"> PAGEREF _Toc228864877 \h </w:instrText>
             </w:r>
             <w:r>
               <w:rPr>
@@ -1742,7 +1742,7 @@
               <w:lang w:eastAsia="en-GB"/>
             </w:rPr>
           </w:pPr>
-          <w:hyperlink w:anchor="_Toc228823601" w:history="1">
+          <w:hyperlink w:anchor="_Toc228864878" w:history="1">
             <w:r>
               <w:rPr>
                 <w:rStyle w:val="Hyperlink"/>
@@ -1769,7 +1769,7 @@
                 <w:noProof/>
                 <w:webHidden/>
               </w:rPr>
-              <w:instrText xml:space="preserve"> PAGEREF _Toc228823601 \h </w:instrText>
+              <w:instrText xml:space="preserve"> PAGEREF _Toc228864878 \h </w:instrText>
             </w:r>
             <w:r>
               <w:rPr>
@@ -1812,7 +1812,7 @@
               <w:lang w:eastAsia="en-GB"/>
             </w:rPr>
           </w:pPr>
-          <w:hyperlink w:anchor="_Toc228823602" w:history="1">
+          <w:hyperlink w:anchor="_Toc228864879" w:history="1">
             <w:r>
               <w:rPr>
                 <w:rStyle w:val="Hyperlink"/>
@@ -1839,7 +1839,7 @@
                 <w:noProof/>
                 <w:webHidden/>
               </w:rPr>
-              <w:instrText xml:space="preserve"> PAGEREF _Toc228823602 \h </w:instrText>
+              <w:instrText xml:space="preserve"> PAGEREF _Toc228864879 \h </w:instrText>
             </w:r>
             <w:r>
               <w:rPr>
@@ -1882,7 +1882,7 @@
               <w:lang w:eastAsia="en-GB"/>
             </w:rPr>
           </w:pPr>
-          <w:hyperlink w:anchor="_Toc228823603" w:history="1">
+          <w:hyperlink w:anchor="_Toc228864880" w:history="1">
             <w:r>
               <w:rPr>
                 <w:rStyle w:val="Hyperlink"/>
@@ -1909,7 +1909,7 @@
                 <w:noProof/>
                 <w:webHidden/>
               </w:rPr>
-              <w:instrText xml:space="preserve"> PAGEREF _Toc228823603 \h </w:instrText>
+              <w:instrText xml:space="preserve"> PAGEREF _Toc228864880 \h </w:instrText>
             </w:r>
             <w:r>
               <w:rPr>
@@ -1952,7 +1952,7 @@
               <w:lang w:eastAsia="en-GB"/>
             </w:rPr>
           </w:pPr>
-          <w:hyperlink w:anchor="_Toc228823604" w:history="1">
+          <w:hyperlink w:anchor="_Toc228864881" w:history="1">
             <w:r>
               <w:rPr>
                 <w:rStyle w:val="Hyperlink"/>
@@ -1979,7 +1979,7 @@
                 <w:noProof/>
                 <w:webHidden/>
               </w:rPr>
-              <w:instrText xml:space="preserve"> PAGEREF _Toc228823604 \h </w:instrText>
+              <w:instrText xml:space="preserve"> PAGEREF _Toc228864881 \h </w:instrText>
             </w:r>
             <w:r>
               <w:rPr>
@@ -2022,7 +2022,7 @@
               <w:lang w:eastAsia="en-GB"/>
             </w:rPr>
           </w:pPr>
-          <w:hyperlink w:anchor="_Toc228823605" w:history="1">
+          <w:hyperlink w:anchor="_Toc228864882" w:history="1">
             <w:r>
               <w:rPr>
                 <w:rStyle w:val="Hyperlink"/>
@@ -2049,7 +2049,7 @@
                 <w:noProof/>
                 <w:webHidden/>
               </w:rPr>
-              <w:instrText xml:space="preserve"> PAGEREF _Toc228823605 \h </w:instrText>
+              <w:instrText xml:space="preserve"> PAGEREF _Toc228864882 \h </w:instrText>
             </w:r>
             <w:r>
               <w:rPr>
@@ -2092,7 +2092,7 @@
               <w:lang w:eastAsia="en-GB"/>
             </w:rPr>
           </w:pPr>
-          <w:hyperlink w:anchor="_Toc228823606" w:history="1">
+          <w:hyperlink w:anchor="_Toc228864883" w:history="1">
             <w:r>
               <w:rPr>
                 <w:rStyle w:val="Hyperlink"/>
@@ -2119,7 +2119,7 @@
                 <w:noProof/>
                 <w:webHidden/>
               </w:rPr>
-              <w:instrText xml:space="preserve"> PAGEREF _Toc228823606 \h </w:instrText>
+              <w:instrText xml:space="preserve"> PAGEREF _Toc228864883 \h </w:instrText>
             </w:r>
             <w:r>
               <w:rPr>
@@ -2162,7 +2162,7 @@
               <w:lang w:eastAsia="en-GB"/>
             </w:rPr>
           </w:pPr>
-          <w:hyperlink w:anchor="_Toc228823607" w:history="1">
+          <w:hyperlink w:anchor="_Toc228864884" w:history="1">
             <w:r>
               <w:rPr>
                 <w:rStyle w:val="Hyperlink"/>
@@ -2189,7 +2189,7 @@
                 <w:noProof/>
                 <w:webHidden/>
               </w:rPr>
-              <w:instrText xml:space="preserve"> PAGEREF _Toc228823607 \h </w:instrText>
+              <w:instrText xml:space="preserve"> PAGEREF _Toc228864884 \h </w:instrText>
             </w:r>
             <w:r>
               <w:rPr>
@@ -2232,7 +2232,7 @@
               <w:lang w:eastAsia="en-GB"/>
             </w:rPr>
           </w:pPr>
-          <w:hyperlink w:anchor="_Toc228823608" w:history="1">
+          <w:hyperlink w:anchor="_Toc228864885" w:history="1">
             <w:r>
               <w:rPr>
                 <w:rStyle w:val="Hyperlink"/>
@@ -2259,7 +2259,7 @@
                 <w:noProof/>
                 <w:webHidden/>
               </w:rPr>
-              <w:instrText xml:space="preserve"> PAGEREF _Toc228823608 \h </w:instrText>
+              <w:instrText xml:space="preserve"> PAGEREF _Toc228864885 \h </w:instrText>
             </w:r>
             <w:r>
               <w:rPr>
@@ -2302,7 +2302,7 @@
               <w:lang w:eastAsia="en-GB"/>
             </w:rPr>
           </w:pPr>
-          <w:hyperlink w:anchor="_Toc228823609" w:history="1">
+          <w:hyperlink w:anchor="_Toc228864886" w:history="1">
             <w:r>
               <w:rPr>
                 <w:rStyle w:val="Hyperlink"/>
@@ -2329,7 +2329,7 @@
                 <w:noProof/>
                 <w:webHidden/>
               </w:rPr>
-              <w:instrText xml:space="preserve"> PAGEREF _Toc228823609 \h </w:instrText>
+              <w:instrText xml:space="preserve"> PAGEREF _Toc228864886 \h </w:instrText>
             </w:r>
             <w:r>
               <w:rPr>
@@ -2372,7 +2372,7 @@
               <w:lang w:eastAsia="en-GB"/>
             </w:rPr>
           </w:pPr>
-          <w:hyperlink w:anchor="_Toc228823610" w:history="1">
+          <w:hyperlink w:anchor="_Toc228864887" w:history="1">
             <w:r>
               <w:rPr>
                 <w:rStyle w:val="Hyperlink"/>
@@ -2399,7 +2399,7 @@
                 <w:noProof/>
                 <w:webHidden/>
               </w:rPr>
-              <w:instrText xml:space="preserve"> PAGEREF _Toc228823610 \h </w:instrText>
+              <w:instrText xml:space="preserve"> PAGEREF _Toc228864887 \h </w:instrText>
             </w:r>
             <w:r>
               <w:rPr>
@@ -2442,7 +2442,7 @@
               <w:lang w:eastAsia="en-GB"/>
             </w:rPr>
           </w:pPr>
-          <w:hyperlink w:anchor="_Toc228823611" w:history="1">
+          <w:hyperlink w:anchor="_Toc228864888" w:history="1">
             <w:r>
               <w:rPr>
                 <w:rStyle w:val="Hyperlink"/>
@@ -2469,7 +2469,7 @@
                 <w:noProof/>
                 <w:webHidden/>
               </w:rPr>
-              <w:instrText xml:space="preserve"> PAGEREF _Toc228823611 \h </w:instrText>
+              <w:instrText xml:space="preserve"> PAGEREF _Toc228864888 \h </w:instrText>
             </w:r>
             <w:r>
               <w:rPr>
@@ -2512,7 +2512,7 @@
               <w:lang w:eastAsia="en-GB"/>
             </w:rPr>
           </w:pPr>
-          <w:hyperlink w:anchor="_Toc228823612" w:history="1">
+          <w:hyperlink w:anchor="_Toc228864889" w:history="1">
             <w:r>
               <w:rPr>
                 <w:rStyle w:val="Hyperlink"/>
@@ -2539,7 +2539,7 @@
                 <w:noProof/>
                 <w:webHidden/>
               </w:rPr>
-              <w:instrText xml:space="preserve"> PAGEREF _Toc228823612 \h </w:instrText>
+              <w:instrText xml:space="preserve"> PAGEREF _Toc228864889 \h </w:instrText>
             </w:r>
             <w:r>
               <w:rPr>
@@ -2582,7 +2582,7 @@
               <w:lang w:eastAsia="en-GB"/>
             </w:rPr>
           </w:pPr>
-          <w:hyperlink w:anchor="_Toc228823613" w:history="1">
+          <w:hyperlink w:anchor="_Toc228864890" w:history="1">
             <w:r>
               <w:rPr>
                 <w:rStyle w:val="Hyperlink"/>
@@ -2609,7 +2609,7 @@
                 <w:noProof/>
                 <w:webHidden/>
               </w:rPr>
-              <w:instrText xml:space="preserve"> PAGEREF _Toc228823613 \h </w:instrText>
+              <w:instrText xml:space="preserve"> PAGEREF _Toc228864890 \h </w:instrText>
             </w:r>
             <w:r>
               <w:rPr>
@@ -2652,7 +2652,7 @@
               <w:lang w:eastAsia="en-GB"/>
             </w:rPr>
           </w:pPr>
-          <w:hyperlink w:anchor="_Toc228823614" w:history="1">
+          <w:hyperlink w:anchor="_Toc228864891" w:history="1">
             <w:r>
               <w:rPr>
                 <w:rStyle w:val="Hyperlink"/>
@@ -2679,7 +2679,7 @@
                 <w:noProof/>
                 <w:webHidden/>
               </w:rPr>
-              <w:instrText xml:space="preserve"> PAGEREF _Toc228823614 \h </w:instrText>
+              <w:instrText xml:space="preserve"> PAGEREF _Toc228864891 \h </w:instrText>
             </w:r>
             <w:r>
               <w:rPr>
@@ -2722,7 +2722,7 @@
               <w:lang w:eastAsia="en-GB"/>
             </w:rPr>
           </w:pPr>
-          <w:hyperlink w:anchor="_Toc228823615" w:history="1">
+          <w:hyperlink w:anchor="_Toc228864892" w:history="1">
             <w:r>
               <w:rPr>
                 <w:rStyle w:val="Hyperlink"/>
@@ -2749,7 +2749,7 @@
                 <w:noProof/>
                 <w:webHidden/>
               </w:rPr>
-              <w:instrText xml:space="preserve"> PAGEREF _Toc228823615 \h </w:instrText>
+              <w:instrText xml:space="preserve"> PAGEREF _Toc228864892 \h </w:instrText>
             </w:r>
             <w:r>
               <w:rPr>
@@ -2792,7 +2792,7 @@
               <w:lang w:eastAsia="en-GB"/>
             </w:rPr>
           </w:pPr>
-          <w:hyperlink w:anchor="_Toc228823616" w:history="1">
+          <w:hyperlink w:anchor="_Toc228864893" w:history="1">
             <w:r>
               <w:rPr>
                 <w:rStyle w:val="Hyperlink"/>
@@ -2819,7 +2819,7 @@
                 <w:noProof/>
                 <w:webHidden/>
               </w:rPr>
-              <w:instrText xml:space="preserve"> PAGEREF _Toc228823616 \h </w:instrText>
+              <w:instrText xml:space="preserve"> PAGEREF _Toc228864893 \h </w:instrText>
             </w:r>
             <w:r>
               <w:rPr>
@@ -2862,7 +2862,7 @@
               <w:lang w:eastAsia="en-GB"/>
             </w:rPr>
           </w:pPr>
-          <w:hyperlink w:anchor="_Toc228823617" w:history="1">
+          <w:hyperlink w:anchor="_Toc228864894" w:history="1">
             <w:r>
               <w:rPr>
                 <w:rStyle w:val="Hyperlink"/>
@@ -2889,7 +2889,7 @@
                 <w:noProof/>
                 <w:webHidden/>
               </w:rPr>
-              <w:instrText xml:space="preserve"> PAGEREF _Toc228823617 \h </w:instrText>
+              <w:instrText xml:space="preserve"> PAGEREF _Toc228864894 \h </w:instrText>
             </w:r>
             <w:r>
               <w:rPr>
@@ -2932,7 +2932,7 @@
               <w:lang w:eastAsia="en-GB"/>
             </w:rPr>
           </w:pPr>
-          <w:hyperlink w:anchor="_Toc228823618" w:history="1">
+          <w:hyperlink w:anchor="_Toc228864895" w:history="1">
             <w:r>
               <w:rPr>
                 <w:rStyle w:val="Hyperlink"/>
@@ -2959,7 +2959,7 @@
                 <w:noProof/>
                 <w:webHidden/>
               </w:rPr>
-              <w:instrText xml:space="preserve"> PAGEREF _Toc228823618 \h </w:instrText>
+              <w:instrText xml:space="preserve"> PAGEREF _Toc228864895 \h </w:instrText>
             </w:r>
             <w:r>
               <w:rPr>
@@ -3002,7 +3002,7 @@
               <w:lang w:eastAsia="en-GB"/>
             </w:rPr>
           </w:pPr>
-          <w:hyperlink w:anchor="_Toc228823619" w:history="1">
+          <w:hyperlink w:anchor="_Toc228864896" w:history="1">
             <w:r>
               <w:rPr>
                 <w:rStyle w:val="Hyperlink"/>
@@ -3029,7 +3029,7 @@
                 <w:noProof/>
                 <w:webHidden/>
               </w:rPr>
-              <w:instrText xml:space="preserve"> PAGEREF _Toc228823619 \h </w:instrText>
+              <w:instrText xml:space="preserve"> PAGEREF _Toc228864896 \h </w:instrText>
             </w:r>
             <w:r>
               <w:rPr>
@@ -3072,7 +3072,7 @@
               <w:lang w:eastAsia="en-GB"/>
             </w:rPr>
           </w:pPr>
-          <w:hyperlink w:anchor="_Toc228823620" w:history="1">
+          <w:hyperlink w:anchor="_Toc228864897" w:history="1">
             <w:r>
               <w:rPr>
                 <w:rStyle w:val="Hyperlink"/>
@@ -3099,7 +3099,7 @@
                 <w:noProof/>
                 <w:webHidden/>
               </w:rPr>
-              <w:instrText xml:space="preserve"> PAGEREF _Toc228823620 \h </w:instrText>
+              <w:instrText xml:space="preserve"> PAGEREF _Toc228864897 \h </w:instrText>
             </w:r>
             <w:r>
               <w:rPr>
@@ -3119,7 +3119,7 @@
                 <w:noProof/>
                 <w:webHidden/>
               </w:rPr>
-              <w:t>26</w:t>
+              <w:t>27</w:t>
             </w:r>
             <w:r>
               <w:rPr>
@@ -3142,7 +3142,7 @@
               <w:lang w:eastAsia="en-GB"/>
             </w:rPr>
           </w:pPr>
-          <w:hyperlink w:anchor="_Toc228823621" w:history="1">
+          <w:hyperlink w:anchor="_Toc228864898" w:history="1">
             <w:r>
               <w:rPr>
                 <w:rStyle w:val="Hyperlink"/>
@@ -3169,7 +3169,7 @@
                 <w:noProof/>
                 <w:webHidden/>
               </w:rPr>
-              <w:instrText xml:space="preserve"> PAGEREF _Toc228823621 \h </w:instrText>
+              <w:instrText xml:space="preserve"> PAGEREF _Toc228864898 \h </w:instrText>
             </w:r>
             <w:r>
               <w:rPr>
@@ -3189,7 +3189,7 @@
                 <w:noProof/>
                 <w:webHidden/>
               </w:rPr>
-              <w:t>26</w:t>
+              <w:t>27</w:t>
             </w:r>
             <w:r>
               <w:rPr>
@@ -3212,7 +3212,7 @@
               <w:lang w:eastAsia="en-GB"/>
             </w:rPr>
           </w:pPr>
-          <w:hyperlink w:anchor="_Toc228823622" w:history="1">
+          <w:hyperlink w:anchor="_Toc228864899" w:history="1">
             <w:r>
               <w:rPr>
                 <w:rStyle w:val="Hyperlink"/>
@@ -3239,7 +3239,7 @@
                 <w:noProof/>
                 <w:webHidden/>
               </w:rPr>
-              <w:instrText xml:space="preserve"> PAGEREF _Toc228823622 \h </w:instrText>
+              <w:instrText xml:space="preserve"> PAGEREF _Toc228864899 \h </w:instrText>
             </w:r>
             <w:r>
               <w:rPr>
@@ -3259,7 +3259,7 @@
                 <w:noProof/>
                 <w:webHidden/>
               </w:rPr>
-              <w:t>26</w:t>
+              <w:t>28</w:t>
             </w:r>
             <w:r>
               <w:rPr>
@@ -3282,7 +3282,7 @@
               <w:lang w:eastAsia="en-GB"/>
             </w:rPr>
           </w:pPr>
-          <w:hyperlink w:anchor="_Toc228823623" w:history="1">
+          <w:hyperlink w:anchor="_Toc228864900" w:history="1">
             <w:r>
               <w:rPr>
                 <w:rStyle w:val="Hyperlink"/>
@@ -3309,7 +3309,7 @@
                 <w:noProof/>
                 <w:webHidden/>
               </w:rPr>
-              <w:instrText xml:space="preserve"> PAGEREF _Toc228823623 \h </w:instrText>
+              <w:instrText xml:space="preserve"> PAGEREF _Toc228864900 \h </w:instrText>
             </w:r>
             <w:r>
               <w:rPr>
@@ -3329,7 +3329,7 @@
                 <w:noProof/>
                 <w:webHidden/>
               </w:rPr>
-              <w:t>26</w:t>
+              <w:t>28</w:t>
             </w:r>
             <w:r>
               <w:rPr>
@@ -3352,7 +3352,7 @@
               <w:lang w:eastAsia="en-GB"/>
             </w:rPr>
           </w:pPr>
-          <w:hyperlink w:anchor="_Toc228823624" w:history="1">
+          <w:hyperlink w:anchor="_Toc228864901" w:history="1">
             <w:r>
               <w:rPr>
                 <w:rStyle w:val="Hyperlink"/>
@@ -3379,7 +3379,7 @@
                 <w:noProof/>
                 <w:webHidden/>
               </w:rPr>
-              <w:instrText xml:space="preserve"> PAGEREF _Toc228823624 \h </w:instrText>
+              <w:instrText xml:space="preserve"> PAGEREF _Toc228864901 \h </w:instrText>
             </w:r>
             <w:r>
               <w:rPr>
@@ -3399,7 +3399,7 @@
                 <w:noProof/>
                 <w:webHidden/>
               </w:rPr>
-              <w:t>26</w:t>
+              <w:t>28</w:t>
             </w:r>
             <w:r>
               <w:rPr>
@@ -3422,7 +3422,7 @@
               <w:lang w:eastAsia="en-GB"/>
             </w:rPr>
           </w:pPr>
-          <w:hyperlink w:anchor="_Toc228823625" w:history="1">
+          <w:hyperlink w:anchor="_Toc228864902" w:history="1">
             <w:r>
               <w:rPr>
                 <w:rStyle w:val="Hyperlink"/>
@@ -3449,7 +3449,7 @@
                 <w:noProof/>
                 <w:webHidden/>
               </w:rPr>
-              <w:instrText xml:space="preserve"> PAGEREF _Toc228823625 \h </w:instrText>
+              <w:instrText xml:space="preserve"> PAGEREF _Toc228864902 \h </w:instrText>
             </w:r>
             <w:r>
               <w:rPr>
@@ -3469,7 +3469,7 @@
                 <w:noProof/>
                 <w:webHidden/>
               </w:rPr>
-              <w:t>27</w:t>
+              <w:t>29</w:t>
             </w:r>
             <w:r>
               <w:rPr>
@@ -3492,7 +3492,7 @@
               <w:lang w:eastAsia="en-GB"/>
             </w:rPr>
           </w:pPr>
-          <w:hyperlink w:anchor="_Toc228823626" w:history="1">
+          <w:hyperlink w:anchor="_Toc228864903" w:history="1">
             <w:r>
               <w:rPr>
                 <w:rStyle w:val="Hyperlink"/>
@@ -3519,7 +3519,7 @@
                 <w:noProof/>
                 <w:webHidden/>
               </w:rPr>
-              <w:instrText xml:space="preserve"> PAGEREF _Toc228823626 \h </w:instrText>
+              <w:instrText xml:space="preserve"> PAGEREF _Toc228864903 \h </w:instrText>
             </w:r>
             <w:r>
               <w:rPr>
@@ -3539,7 +3539,7 @@
                 <w:noProof/>
                 <w:webHidden/>
               </w:rPr>
-              <w:t>27</w:t>
+              <w:t>30</w:t>
             </w:r>
             <w:r>
               <w:rPr>
@@ -3562,7 +3562,7 @@
               <w:lang w:eastAsia="en-GB"/>
             </w:rPr>
           </w:pPr>
-          <w:hyperlink w:anchor="_Toc228823627" w:history="1">
+          <w:hyperlink w:anchor="_Toc228864904" w:history="1">
             <w:r>
               <w:rPr>
                 <w:rStyle w:val="Hyperlink"/>
@@ -3589,7 +3589,7 @@
                 <w:noProof/>
                 <w:webHidden/>
               </w:rPr>
-              <w:instrText xml:space="preserve"> PAGEREF _Toc228823627 \h </w:instrText>
+              <w:instrText xml:space="preserve"> PAGEREF _Toc228864904 \h </w:instrText>
             </w:r>
             <w:r>
               <w:rPr>
@@ -3609,7 +3609,7 @@
                 <w:noProof/>
                 <w:webHidden/>
               </w:rPr>
-              <w:t>28</w:t>
+              <w:t>31</w:t>
             </w:r>
             <w:r>
               <w:rPr>
@@ -3632,7 +3632,7 @@
               <w:lang w:eastAsia="en-GB"/>
             </w:rPr>
           </w:pPr>
-          <w:hyperlink w:anchor="_Toc228823628" w:history="1">
+          <w:hyperlink w:anchor="_Toc228864905" w:history="1">
             <w:r>
               <w:rPr>
                 <w:rStyle w:val="Hyperlink"/>
@@ -3659,7 +3659,7 @@
                 <w:noProof/>
                 <w:webHidden/>
               </w:rPr>
-              <w:instrText xml:space="preserve"> PAGEREF _Toc228823628 \h </w:instrText>
+              <w:instrText xml:space="preserve"> PAGEREF _Toc228864905 \h </w:instrText>
             </w:r>
             <w:r>
               <w:rPr>
@@ -3679,7 +3679,7 @@
                 <w:noProof/>
                 <w:webHidden/>
               </w:rPr>
-              <w:t>29</w:t>
+              <w:t>31</w:t>
             </w:r>
             <w:r>
               <w:rPr>
@@ -3702,7 +3702,7 @@
               <w:lang w:eastAsia="en-GB"/>
             </w:rPr>
           </w:pPr>
-          <w:hyperlink w:anchor="_Toc228823629" w:history="1">
+          <w:hyperlink w:anchor="_Toc228864906" w:history="1">
             <w:r>
               <w:rPr>
                 <w:rStyle w:val="Hyperlink"/>
@@ -3729,7 +3729,7 @@
                 <w:noProof/>
                 <w:webHidden/>
               </w:rPr>
-              <w:instrText xml:space="preserve"> PAGEREF _Toc228823629 \h </w:instrText>
+              <w:instrText xml:space="preserve"> PAGEREF _Toc228864906 \h </w:instrText>
             </w:r>
             <w:r>
               <w:rPr>
@@ -3749,7 +3749,7 @@
                 <w:noProof/>
                 <w:webHidden/>
               </w:rPr>
-              <w:t>30</w:t>
+              <w:t>32</w:t>
             </w:r>
             <w:r>
               <w:rPr>
@@ -3772,7 +3772,7 @@
               <w:lang w:eastAsia="en-GB"/>
             </w:rPr>
           </w:pPr>
-          <w:hyperlink w:anchor="_Toc228823630" w:history="1">
+          <w:hyperlink w:anchor="_Toc228864907" w:history="1">
             <w:r>
               <w:rPr>
                 <w:rStyle w:val="Hyperlink"/>
@@ -3799,7 +3799,7 @@
                 <w:noProof/>
                 <w:webHidden/>
               </w:rPr>
-              <w:instrText xml:space="preserve"> PAGEREF _Toc228823630 \h </w:instrText>
+              <w:instrText xml:space="preserve"> PAGEREF _Toc228864907 \h </w:instrText>
             </w:r>
             <w:r>
               <w:rPr>
@@ -3819,7 +3819,7 @@
                 <w:noProof/>
                 <w:webHidden/>
               </w:rPr>
-              <w:t>32</w:t>
+              <w:t>34</w:t>
             </w:r>
             <w:r>
               <w:rPr>
@@ -3852,7 +3852,7 @@
           <w:szCs w:val="32"/>
         </w:rPr>
       </w:pPr>
-      <w:bookmarkStart w:id="7" w:name="_Toc228823590"/>
+      <w:bookmarkStart w:id="7" w:name="_Toc228864867"/>
       <w:r>
         <w:rPr>
           <w:sz w:val="32"/>
@@ -3904,7 +3904,7 @@
         </w:rPr>
         <w:fldChar w:fldCharType="separate"/>
       </w:r>
-      <w:hyperlink w:anchor="_Toc228823631" w:history="1">
+      <w:hyperlink w:anchor="_Toc228864843" w:history="1">
         <w:r>
           <w:rPr>
             <w:rStyle w:val="Hyperlink"/>
@@ -3931,7 +3931,7 @@
             <w:noProof/>
             <w:webHidden/>
           </w:rPr>
-          <w:instrText xml:space="preserve"> PAGEREF _Toc228823631 \h </w:instrText>
+          <w:instrText xml:space="preserve"> PAGEREF _Toc228864843 \h </w:instrText>
         </w:r>
         <w:r>
           <w:rPr>
@@ -3974,7 +3974,7 @@
           <w:lang w:eastAsia="en-GB"/>
         </w:rPr>
       </w:pPr>
-      <w:hyperlink w:anchor="_Toc228823632" w:history="1">
+      <w:hyperlink w:anchor="_Toc228864844" w:history="1">
         <w:r>
           <w:rPr>
             <w:rStyle w:val="Hyperlink"/>
@@ -4001,7 +4001,7 @@
             <w:noProof/>
             <w:webHidden/>
           </w:rPr>
-          <w:instrText xml:space="preserve"> PAGEREF _Toc228823632 \h </w:instrText>
+          <w:instrText xml:space="preserve"> PAGEREF _Toc228864844 \h </w:instrText>
         </w:r>
         <w:r>
           <w:rPr>
@@ -4044,7 +4044,7 @@
           <w:lang w:eastAsia="en-GB"/>
         </w:rPr>
       </w:pPr>
-      <w:hyperlink w:anchor="_Toc228823633" w:history="1">
+      <w:hyperlink w:anchor="_Toc228864845" w:history="1">
         <w:r>
           <w:rPr>
             <w:rStyle w:val="Hyperlink"/>
@@ -4071,7 +4071,7 @@
             <w:noProof/>
             <w:webHidden/>
           </w:rPr>
-          <w:instrText xml:space="preserve"> PAGEREF _Toc228823633 \h </w:instrText>
+          <w:instrText xml:space="preserve"> PAGEREF _Toc228864845 \h </w:instrText>
         </w:r>
         <w:r>
           <w:rPr>
@@ -4114,7 +4114,7 @@
           <w:lang w:eastAsia="en-GB"/>
         </w:rPr>
       </w:pPr>
-      <w:hyperlink w:anchor="_Toc228823634" w:history="1">
+      <w:hyperlink w:anchor="_Toc228864846" w:history="1">
         <w:r>
           <w:rPr>
             <w:rStyle w:val="Hyperlink"/>
@@ -4141,7 +4141,7 @@
             <w:noProof/>
             <w:webHidden/>
           </w:rPr>
-          <w:instrText xml:space="preserve"> PAGEREF _Toc228823634 \h </w:instrText>
+          <w:instrText xml:space="preserve"> PAGEREF _Toc228864846 \h </w:instrText>
         </w:r>
         <w:r>
           <w:rPr>
@@ -4184,7 +4184,7 @@
           <w:lang w:eastAsia="en-GB"/>
         </w:rPr>
       </w:pPr>
-      <w:hyperlink w:anchor="_Toc228823635" w:history="1">
+      <w:hyperlink w:anchor="_Toc228864847" w:history="1">
         <w:r>
           <w:rPr>
             <w:rStyle w:val="Hyperlink"/>
@@ -4211,7 +4211,7 @@
             <w:noProof/>
             <w:webHidden/>
           </w:rPr>
-          <w:instrText xml:space="preserve"> PAGEREF _Toc228823635 \h </w:instrText>
+          <w:instrText xml:space="preserve"> PAGEREF _Toc228864847 \h </w:instrText>
         </w:r>
         <w:r>
           <w:rPr>
@@ -4254,7 +4254,7 @@
           <w:lang w:eastAsia="en-GB"/>
         </w:rPr>
       </w:pPr>
-      <w:hyperlink w:anchor="_Toc228823636" w:history="1">
+      <w:hyperlink w:anchor="_Toc228864848" w:history="1">
         <w:r>
           <w:rPr>
             <w:rStyle w:val="Hyperlink"/>
@@ -4281,7 +4281,7 @@
             <w:noProof/>
             <w:webHidden/>
           </w:rPr>
-          <w:instrText xml:space="preserve"> PAGEREF _Toc228823636 \h </w:instrText>
+          <w:instrText xml:space="preserve"> PAGEREF _Toc228864848 \h </w:instrText>
         </w:r>
         <w:r>
           <w:rPr>
@@ -4324,7 +4324,7 @@
           <w:lang w:eastAsia="en-GB"/>
         </w:rPr>
       </w:pPr>
-      <w:hyperlink w:anchor="_Toc228823637" w:history="1">
+      <w:hyperlink w:anchor="_Toc228864849" w:history="1">
         <w:r>
           <w:rPr>
             <w:rStyle w:val="Hyperlink"/>
@@ -4351,7 +4351,7 @@
             <w:noProof/>
             <w:webHidden/>
           </w:rPr>
-          <w:instrText xml:space="preserve"> PAGEREF _Toc228823637 \h </w:instrText>
+          <w:instrText xml:space="preserve"> PAGEREF _Toc228864849 \h </w:instrText>
         </w:r>
         <w:r>
           <w:rPr>
@@ -4394,7 +4394,7 @@
           <w:lang w:eastAsia="en-GB"/>
         </w:rPr>
       </w:pPr>
-      <w:hyperlink w:anchor="_Toc228823638" w:history="1">
+      <w:hyperlink w:anchor="_Toc228864850" w:history="1">
         <w:r>
           <w:rPr>
             <w:rStyle w:val="Hyperlink"/>
@@ -4421,7 +4421,7 @@
             <w:noProof/>
             <w:webHidden/>
           </w:rPr>
-          <w:instrText xml:space="preserve"> PAGEREF _Toc228823638 \h </w:instrText>
+          <w:instrText xml:space="preserve"> PAGEREF _Toc228864850 \h </w:instrText>
         </w:r>
         <w:r>
           <w:rPr>
@@ -4464,7 +4464,7 @@
           <w:lang w:eastAsia="en-GB"/>
         </w:rPr>
       </w:pPr>
-      <w:hyperlink w:anchor="_Toc228823639" w:history="1">
+      <w:hyperlink w:anchor="_Toc228864851" w:history="1">
         <w:r>
           <w:rPr>
             <w:rStyle w:val="Hyperlink"/>
@@ -4491,7 +4491,7 @@
             <w:noProof/>
             <w:webHidden/>
           </w:rPr>
-          <w:instrText xml:space="preserve"> PAGEREF _Toc228823639 \h </w:instrText>
+          <w:instrText xml:space="preserve"> PAGEREF _Toc228864851 \h </w:instrText>
         </w:r>
         <w:r>
           <w:rPr>
@@ -4534,7 +4534,7 @@
           <w:lang w:eastAsia="en-GB"/>
         </w:rPr>
       </w:pPr>
-      <w:hyperlink w:anchor="_Toc228823640" w:history="1">
+      <w:hyperlink w:anchor="_Toc228864852" w:history="1">
         <w:r>
           <w:rPr>
             <w:rStyle w:val="Hyperlink"/>
@@ -4561,7 +4561,7 @@
             <w:noProof/>
             <w:webHidden/>
           </w:rPr>
-          <w:instrText xml:space="preserve"> PAGEREF _Toc228823640 \h </w:instrText>
+          <w:instrText xml:space="preserve"> PAGEREF _Toc228864852 \h </w:instrText>
         </w:r>
         <w:r>
           <w:rPr>
@@ -4604,7 +4604,7 @@
           <w:lang w:eastAsia="en-GB"/>
         </w:rPr>
       </w:pPr>
-      <w:hyperlink w:anchor="_Toc228823641" w:history="1">
+      <w:hyperlink w:anchor="_Toc228864853" w:history="1">
         <w:r>
           <w:rPr>
             <w:rStyle w:val="Hyperlink"/>
@@ -4631,7 +4631,7 @@
             <w:noProof/>
             <w:webHidden/>
           </w:rPr>
-          <w:instrText xml:space="preserve"> PAGEREF _Toc228823641 \h </w:instrText>
+          <w:instrText xml:space="preserve"> PAGEREF _Toc228864853 \h </w:instrText>
         </w:r>
         <w:r>
           <w:rPr>
@@ -4674,7 +4674,7 @@
           <w:lang w:eastAsia="en-GB"/>
         </w:rPr>
       </w:pPr>
-      <w:hyperlink w:anchor="_Toc228823642" w:history="1">
+      <w:hyperlink w:anchor="_Toc228864854" w:history="1">
         <w:r>
           <w:rPr>
             <w:rStyle w:val="Hyperlink"/>
@@ -4701,7 +4701,7 @@
             <w:noProof/>
             <w:webHidden/>
           </w:rPr>
-          <w:instrText xml:space="preserve"> PAGEREF _Toc228823642 \h </w:instrText>
+          <w:instrText xml:space="preserve"> PAGEREF _Toc228864854 \h </w:instrText>
         </w:r>
         <w:r>
           <w:rPr>
@@ -4744,7 +4744,7 @@
           <w:lang w:eastAsia="en-GB"/>
         </w:rPr>
       </w:pPr>
-      <w:hyperlink w:anchor="_Toc228823643" w:history="1">
+      <w:hyperlink w:anchor="_Toc228864855" w:history="1">
         <w:r>
           <w:rPr>
             <w:rStyle w:val="Hyperlink"/>
@@ -4771,77 +4771,7 @@
             <w:noProof/>
             <w:webHidden/>
           </w:rPr>
-          <w:instrText xml:space="preserve"> PAGEREF _Toc228823643 \h </w:instrText>
-        </w:r>
-        <w:r>
-          <w:rPr>
-            <w:noProof/>
-            <w:webHidden/>
-          </w:rPr>
-        </w:r>
-        <w:r>
-          <w:rPr>
-            <w:noProof/>
-            <w:webHidden/>
-          </w:rPr>
-          <w:fldChar w:fldCharType="separate"/>
-        </w:r>
-        <w:r>
-          <w:rPr>
-            <w:noProof/>
-            <w:webHidden/>
-          </w:rPr>
-          <w:t>21</w:t>
-        </w:r>
-        <w:r>
-          <w:rPr>
-            <w:noProof/>
-            <w:webHidden/>
-          </w:rPr>
-          <w:fldChar w:fldCharType="end"/>
-        </w:r>
-      </w:hyperlink>
-    </w:p>
-    <w:p>
-      <w:pPr>
-        <w:pStyle w:val="TableofFigures"/>
-        <w:tabs>
-          <w:tab w:val="right" w:leader="dot" w:pos="8935"/>
-        </w:tabs>
-        <w:rPr>
-          <w:rFonts w:eastAsiaTheme="minorEastAsia"/>
-          <w:noProof/>
-          <w:lang w:eastAsia="en-GB"/>
-        </w:rPr>
-      </w:pPr>
-      <w:hyperlink w:anchor="_Toc228823644" w:history="1">
-        <w:r>
-          <w:rPr>
-            <w:rStyle w:val="Hyperlink"/>
-            <w:noProof/>
-          </w:rPr>
-          <w:t>Figure 14. Would they use the controller Question</w:t>
-        </w:r>
-        <w:r>
-          <w:rPr>
-            <w:noProof/>
-            <w:webHidden/>
-          </w:rPr>
-          <w:tab/>
-        </w:r>
-        <w:r>
-          <w:rPr>
-            <w:noProof/>
-            <w:webHidden/>
-          </w:rPr>
-          <w:fldChar w:fldCharType="begin"/>
-        </w:r>
-        <w:r>
-          <w:rPr>
-            <w:noProof/>
-            <w:webHidden/>
-          </w:rPr>
-          <w:instrText xml:space="preserve"> PAGEREF _Toc228823644 \h </w:instrText>
+          <w:instrText xml:space="preserve"> PAGEREF _Toc228864855 \h </w:instrText>
         </w:r>
         <w:r>
           <w:rPr>
@@ -4884,13 +4814,13 @@
           <w:lang w:eastAsia="en-GB"/>
         </w:rPr>
       </w:pPr>
-      <w:hyperlink w:anchor="_Toc228823645" w:history="1">
+      <w:hyperlink w:anchor="_Toc228864856" w:history="1">
         <w:r>
           <w:rPr>
             <w:rStyle w:val="Hyperlink"/>
             <w:noProof/>
           </w:rPr>
-          <w:t>Figure 15. Controller Feel Question</w:t>
+          <w:t>Figure 14. Would they use the controller Question</w:t>
         </w:r>
         <w:r>
           <w:rPr>
@@ -4911,7 +4841,7 @@
             <w:noProof/>
             <w:webHidden/>
           </w:rPr>
-          <w:instrText xml:space="preserve"> PAGEREF _Toc228823645 \h </w:instrText>
+          <w:instrText xml:space="preserve"> PAGEREF _Toc228864856 \h </w:instrText>
         </w:r>
         <w:r>
           <w:rPr>
@@ -4954,13 +4884,13 @@
           <w:lang w:eastAsia="en-GB"/>
         </w:rPr>
       </w:pPr>
-      <w:hyperlink w:anchor="_Toc228823646" w:history="1">
+      <w:hyperlink w:anchor="_Toc228864857" w:history="1">
         <w:r>
           <w:rPr>
             <w:rStyle w:val="Hyperlink"/>
             <w:noProof/>
           </w:rPr>
-          <w:t>Figure 16. Controller Responses</w:t>
+          <w:t>Figure 15. Controller Feel Question</w:t>
         </w:r>
         <w:r>
           <w:rPr>
@@ -4981,7 +4911,7 @@
             <w:noProof/>
             <w:webHidden/>
           </w:rPr>
-          <w:instrText xml:space="preserve"> PAGEREF _Toc228823646 \h </w:instrText>
+          <w:instrText xml:space="preserve"> PAGEREF _Toc228864857 \h </w:instrText>
         </w:r>
         <w:r>
           <w:rPr>
@@ -5024,13 +4954,13 @@
           <w:lang w:eastAsia="en-GB"/>
         </w:rPr>
       </w:pPr>
-      <w:hyperlink w:anchor="_Toc228823647" w:history="1">
+      <w:hyperlink w:anchor="_Toc228864858" w:history="1">
         <w:r>
           <w:rPr>
             <w:rStyle w:val="Hyperlink"/>
             <w:noProof/>
           </w:rPr>
-          <w:t>Figure 17. Controller Improvements</w:t>
+          <w:t>Figure 16. Controller Responses</w:t>
         </w:r>
         <w:r>
           <w:rPr>
@@ -5051,7 +4981,7 @@
             <w:noProof/>
             <w:webHidden/>
           </w:rPr>
-          <w:instrText xml:space="preserve"> PAGEREF _Toc228823647 \h </w:instrText>
+          <w:instrText xml:space="preserve"> PAGEREF _Toc228864858 \h </w:instrText>
         </w:r>
         <w:r>
           <w:rPr>
@@ -5094,13 +5024,13 @@
           <w:lang w:eastAsia="en-GB"/>
         </w:rPr>
       </w:pPr>
-      <w:hyperlink w:anchor="_Toc228823648" w:history="1">
+      <w:hyperlink w:anchor="_Toc228864859" w:history="1">
         <w:r>
           <w:rPr>
             <w:rStyle w:val="Hyperlink"/>
             <w:noProof/>
           </w:rPr>
-          <w:t>Figure 18. Design of the controller</w:t>
+          <w:t>Figure 17. Controller Improvements</w:t>
         </w:r>
         <w:r>
           <w:rPr>
@@ -5121,7 +5051,7 @@
             <w:noProof/>
             <w:webHidden/>
           </w:rPr>
-          <w:instrText xml:space="preserve"> PAGEREF _Toc228823648 \h </w:instrText>
+          <w:instrText xml:space="preserve"> PAGEREF _Toc228864859 \h </w:instrText>
         </w:r>
         <w:r>
           <w:rPr>
@@ -5164,13 +5094,13 @@
           <w:lang w:eastAsia="en-GB"/>
         </w:rPr>
       </w:pPr>
-      <w:hyperlink w:anchor="_Toc228823649" w:history="1">
+      <w:hyperlink w:anchor="_Toc228864860" w:history="1">
         <w:r>
           <w:rPr>
             <w:rStyle w:val="Hyperlink"/>
             <w:noProof/>
           </w:rPr>
-          <w:t>Figure 19. Immersion Question</w:t>
+          <w:t>Figure 18. Design of the controller</w:t>
         </w:r>
         <w:r>
           <w:rPr>
@@ -5191,7 +5121,7 @@
             <w:noProof/>
             <w:webHidden/>
           </w:rPr>
-          <w:instrText xml:space="preserve"> PAGEREF _Toc228823649 \h </w:instrText>
+          <w:instrText xml:space="preserve"> PAGEREF _Toc228864860 \h </w:instrText>
         </w:r>
         <w:r>
           <w:rPr>
@@ -5234,13 +5164,13 @@
           <w:lang w:eastAsia="en-GB"/>
         </w:rPr>
       </w:pPr>
-      <w:hyperlink w:anchor="_Toc228823650" w:history="1">
+      <w:hyperlink w:anchor="_Toc228864861" w:history="1">
         <w:r>
           <w:rPr>
             <w:rStyle w:val="Hyperlink"/>
             <w:noProof/>
           </w:rPr>
-          <w:t>Figure 20. Experience and Exploring Questions</w:t>
+          <w:t>Figure 19. Immersion Question</w:t>
         </w:r>
         <w:r>
           <w:rPr>
@@ -5261,7 +5191,7 @@
             <w:noProof/>
             <w:webHidden/>
           </w:rPr>
-          <w:instrText xml:space="preserve"> PAGEREF _Toc228823650 \h </w:instrText>
+          <w:instrText xml:space="preserve"> PAGEREF _Toc228864861 \h </w:instrText>
         </w:r>
         <w:r>
           <w:rPr>
@@ -5304,13 +5234,13 @@
           <w:lang w:eastAsia="en-GB"/>
         </w:rPr>
       </w:pPr>
-      <w:hyperlink w:anchor="_Toc228823651" w:history="1">
+      <w:hyperlink w:anchor="_Toc228864862" w:history="1">
         <w:r>
           <w:rPr>
             <w:rStyle w:val="Hyperlink"/>
             <w:noProof/>
           </w:rPr>
-          <w:t>Figure 21. Gantt Chart Project Timeline</w:t>
+          <w:t>Figure 20. Experience and Exploring Questions</w:t>
         </w:r>
         <w:r>
           <w:rPr>
@@ -5331,7 +5261,7 @@
             <w:noProof/>
             <w:webHidden/>
           </w:rPr>
-          <w:instrText xml:space="preserve"> PAGEREF _Toc228823651 \h </w:instrText>
+          <w:instrText xml:space="preserve"> PAGEREF _Toc228864862 \h </w:instrText>
         </w:r>
         <w:r>
           <w:rPr>
@@ -5351,7 +5281,7 @@
             <w:noProof/>
             <w:webHidden/>
           </w:rPr>
-          <w:t>30</w:t>
+          <w:t>25</w:t>
         </w:r>
         <w:r>
           <w:rPr>
@@ -5364,6 +5294,286 @@
     </w:p>
     <w:p>
       <w:pPr>
+        <w:pStyle w:val="TableofFigures"/>
+        <w:tabs>
+          <w:tab w:val="right" w:leader="dot" w:pos="8935"/>
+        </w:tabs>
+        <w:rPr>
+          <w:rFonts w:eastAsiaTheme="minorEastAsia"/>
+          <w:noProof/>
+          <w:lang w:eastAsia="en-GB"/>
+        </w:rPr>
+      </w:pPr>
+      <w:hyperlink w:anchor="_Toc228864863" w:history="1">
+        <w:r>
+          <w:rPr>
+            <w:rStyle w:val="Hyperlink"/>
+            <w:noProof/>
+          </w:rPr>
+          <w:t>Figure 21. Comparison to other technologies similar</w:t>
+        </w:r>
+        <w:r>
+          <w:rPr>
+            <w:noProof/>
+            <w:webHidden/>
+          </w:rPr>
+          <w:tab/>
+        </w:r>
+        <w:r>
+          <w:rPr>
+            <w:noProof/>
+            <w:webHidden/>
+          </w:rPr>
+          <w:fldChar w:fldCharType="begin"/>
+        </w:r>
+        <w:r>
+          <w:rPr>
+            <w:noProof/>
+            <w:webHidden/>
+          </w:rPr>
+          <w:instrText xml:space="preserve"> PAGEREF _Toc228864863 \h </w:instrText>
+        </w:r>
+        <w:r>
+          <w:rPr>
+            <w:noProof/>
+            <w:webHidden/>
+          </w:rPr>
+        </w:r>
+        <w:r>
+          <w:rPr>
+            <w:noProof/>
+            <w:webHidden/>
+          </w:rPr>
+          <w:fldChar w:fldCharType="separate"/>
+        </w:r>
+        <w:r>
+          <w:rPr>
+            <w:noProof/>
+            <w:webHidden/>
+          </w:rPr>
+          <w:t>26</w:t>
+        </w:r>
+        <w:r>
+          <w:rPr>
+            <w:noProof/>
+            <w:webHidden/>
+          </w:rPr>
+          <w:fldChar w:fldCharType="end"/>
+        </w:r>
+      </w:hyperlink>
+    </w:p>
+    <w:p>
+      <w:pPr>
+        <w:pStyle w:val="TableofFigures"/>
+        <w:tabs>
+          <w:tab w:val="right" w:leader="dot" w:pos="8935"/>
+        </w:tabs>
+        <w:rPr>
+          <w:rFonts w:eastAsiaTheme="minorEastAsia"/>
+          <w:noProof/>
+          <w:lang w:eastAsia="en-GB"/>
+        </w:rPr>
+      </w:pPr>
+      <w:hyperlink w:anchor="_Toc228864864" w:history="1">
+        <w:r>
+          <w:rPr>
+            <w:rStyle w:val="Hyperlink"/>
+            <w:noProof/>
+          </w:rPr>
+          <w:t>Figure 22. Was the Controller meaningful or unnecessary</w:t>
+        </w:r>
+        <w:r>
+          <w:rPr>
+            <w:noProof/>
+            <w:webHidden/>
+          </w:rPr>
+          <w:tab/>
+        </w:r>
+        <w:r>
+          <w:rPr>
+            <w:noProof/>
+            <w:webHidden/>
+          </w:rPr>
+          <w:fldChar w:fldCharType="begin"/>
+        </w:r>
+        <w:r>
+          <w:rPr>
+            <w:noProof/>
+            <w:webHidden/>
+          </w:rPr>
+          <w:instrText xml:space="preserve"> PAGEREF _Toc228864864 \h </w:instrText>
+        </w:r>
+        <w:r>
+          <w:rPr>
+            <w:noProof/>
+            <w:webHidden/>
+          </w:rPr>
+        </w:r>
+        <w:r>
+          <w:rPr>
+            <w:noProof/>
+            <w:webHidden/>
+          </w:rPr>
+          <w:fldChar w:fldCharType="separate"/>
+        </w:r>
+        <w:r>
+          <w:rPr>
+            <w:noProof/>
+            <w:webHidden/>
+          </w:rPr>
+          <w:t>27</w:t>
+        </w:r>
+        <w:r>
+          <w:rPr>
+            <w:noProof/>
+            <w:webHidden/>
+          </w:rPr>
+          <w:fldChar w:fldCharType="end"/>
+        </w:r>
+      </w:hyperlink>
+    </w:p>
+    <w:p>
+      <w:pPr>
+        <w:pStyle w:val="TableofFigures"/>
+        <w:tabs>
+          <w:tab w:val="right" w:leader="dot" w:pos="8935"/>
+        </w:tabs>
+        <w:rPr>
+          <w:rFonts w:eastAsiaTheme="minorEastAsia"/>
+          <w:noProof/>
+          <w:lang w:eastAsia="en-GB"/>
+        </w:rPr>
+      </w:pPr>
+      <w:hyperlink w:anchor="_Toc228864865" w:history="1">
+        <w:r>
+          <w:rPr>
+            <w:rStyle w:val="Hyperlink"/>
+            <w:noProof/>
+          </w:rPr>
+          <w:t>Figure 23. Cost of Artefact</w:t>
+        </w:r>
+        <w:r>
+          <w:rPr>
+            <w:noProof/>
+            <w:webHidden/>
+          </w:rPr>
+          <w:tab/>
+        </w:r>
+        <w:r>
+          <w:rPr>
+            <w:noProof/>
+            <w:webHidden/>
+          </w:rPr>
+          <w:fldChar w:fldCharType="begin"/>
+        </w:r>
+        <w:r>
+          <w:rPr>
+            <w:noProof/>
+            <w:webHidden/>
+          </w:rPr>
+          <w:instrText xml:space="preserve"> PAGEREF _Toc228864865 \h </w:instrText>
+        </w:r>
+        <w:r>
+          <w:rPr>
+            <w:noProof/>
+            <w:webHidden/>
+          </w:rPr>
+        </w:r>
+        <w:r>
+          <w:rPr>
+            <w:noProof/>
+            <w:webHidden/>
+          </w:rPr>
+          <w:fldChar w:fldCharType="separate"/>
+        </w:r>
+        <w:r>
+          <w:rPr>
+            <w:noProof/>
+            <w:webHidden/>
+          </w:rPr>
+          <w:t>29</w:t>
+        </w:r>
+        <w:r>
+          <w:rPr>
+            <w:noProof/>
+            <w:webHidden/>
+          </w:rPr>
+          <w:fldChar w:fldCharType="end"/>
+        </w:r>
+      </w:hyperlink>
+    </w:p>
+    <w:p>
+      <w:pPr>
+        <w:pStyle w:val="TableofFigures"/>
+        <w:tabs>
+          <w:tab w:val="right" w:leader="dot" w:pos="8935"/>
+        </w:tabs>
+        <w:rPr>
+          <w:rFonts w:eastAsiaTheme="minorEastAsia"/>
+          <w:noProof/>
+          <w:lang w:eastAsia="en-GB"/>
+        </w:rPr>
+      </w:pPr>
+      <w:hyperlink w:anchor="_Toc228864866" w:history="1">
+        <w:r>
+          <w:rPr>
+            <w:rStyle w:val="Hyperlink"/>
+            <w:noProof/>
+          </w:rPr>
+          <w:t>Figure 24. Gantt Chart Project Timeline</w:t>
+        </w:r>
+        <w:r>
+          <w:rPr>
+            <w:noProof/>
+            <w:webHidden/>
+          </w:rPr>
+          <w:tab/>
+        </w:r>
+        <w:r>
+          <w:rPr>
+            <w:noProof/>
+            <w:webHidden/>
+          </w:rPr>
+          <w:fldChar w:fldCharType="begin"/>
+        </w:r>
+        <w:r>
+          <w:rPr>
+            <w:noProof/>
+            <w:webHidden/>
+          </w:rPr>
+          <w:instrText xml:space="preserve"> PAGEREF _Toc228864866 \h </w:instrText>
+        </w:r>
+        <w:r>
+          <w:rPr>
+            <w:noProof/>
+            <w:webHidden/>
+          </w:rPr>
+        </w:r>
+        <w:r>
+          <w:rPr>
+            <w:noProof/>
+            <w:webHidden/>
+          </w:rPr>
+          <w:fldChar w:fldCharType="separate"/>
+        </w:r>
+        <w:r>
+          <w:rPr>
+            <w:noProof/>
+            <w:webHidden/>
+          </w:rPr>
+          <w:t>32</w:t>
+        </w:r>
+        <w:r>
+          <w:rPr>
+            <w:noProof/>
+            <w:webHidden/>
+          </w:rPr>
+          <w:fldChar w:fldCharType="end"/>
+        </w:r>
+      </w:hyperlink>
+    </w:p>
+    <w:p>
+      <w:pPr>
         <w:rPr>
           <w:rFonts w:ascii="Arial" w:hAnsi="Arial" w:cs="Arial"/>
           <w:b/>
@@ -5391,7 +5601,7 @@
           <w:szCs w:val="32"/>
         </w:rPr>
       </w:pPr>
-      <w:bookmarkStart w:id="8" w:name="_Toc228823591"/>
+      <w:bookmarkStart w:id="8" w:name="_Toc228864868"/>
       <w:r>
         <w:rPr>
           <w:sz w:val="32"/>
@@ -5443,7 +5653,7 @@
         </w:rPr>
         <w:fldChar w:fldCharType="separate"/>
       </w:r>
-      <w:hyperlink w:anchor="_Toc228823652" w:history="1">
+      <w:hyperlink w:anchor="_Toc228864908" w:history="1">
         <w:r>
           <w:rPr>
             <w:rStyle w:val="Hyperlink"/>
@@ -5470,7 +5680,7 @@
             <w:noProof/>
             <w:webHidden/>
           </w:rPr>
-          <w:instrText xml:space="preserve"> PAGEREF _Toc228823652 \h </w:instrText>
+          <w:instrText xml:space="preserve"> PAGEREF _Toc228864908 \h </w:instrText>
         </w:r>
         <w:r>
           <w:rPr>
@@ -5513,7 +5723,7 @@
           <w:lang w:eastAsia="en-GB"/>
         </w:rPr>
       </w:pPr>
-      <w:hyperlink w:anchor="_Toc228823653" w:history="1">
+      <w:hyperlink w:anchor="_Toc228864909" w:history="1">
         <w:r>
           <w:rPr>
             <w:rStyle w:val="Hyperlink"/>
@@ -5540,7 +5750,7 @@
             <w:noProof/>
             <w:webHidden/>
           </w:rPr>
-          <w:instrText xml:space="preserve"> PAGEREF _Toc228823653 \h </w:instrText>
+          <w:instrText xml:space="preserve"> PAGEREF _Toc228864909 \h </w:instrText>
         </w:r>
         <w:r>
           <w:rPr>
@@ -5583,7 +5793,7 @@
           <w:lang w:eastAsia="en-GB"/>
         </w:rPr>
       </w:pPr>
-      <w:hyperlink w:anchor="_Toc228823654" w:history="1">
+      <w:hyperlink w:anchor="_Toc228864910" w:history="1">
         <w:r>
           <w:rPr>
             <w:rStyle w:val="Hyperlink"/>
@@ -5610,7 +5820,7 @@
             <w:noProof/>
             <w:webHidden/>
           </w:rPr>
-          <w:instrText xml:space="preserve"> PAGEREF _Toc228823654 \h </w:instrText>
+          <w:instrText xml:space="preserve"> PAGEREF _Toc228864910 \h </w:instrText>
         </w:r>
         <w:r>
           <w:rPr>
@@ -5653,7 +5863,7 @@
           <w:lang w:eastAsia="en-GB"/>
         </w:rPr>
       </w:pPr>
-      <w:hyperlink w:anchor="_Toc228823655" w:history="1">
+      <w:hyperlink w:anchor="_Toc228864911" w:history="1">
         <w:r>
           <w:rPr>
             <w:rStyle w:val="Hyperlink"/>
@@ -5680,7 +5890,7 @@
             <w:noProof/>
             <w:webHidden/>
           </w:rPr>
-          <w:instrText xml:space="preserve"> PAGEREF _Toc228823655 \h </w:instrText>
+          <w:instrText xml:space="preserve"> PAGEREF _Toc228864911 \h </w:instrText>
         </w:r>
         <w:r>
           <w:rPr>
@@ -5700,7 +5910,7 @@
             <w:noProof/>
             <w:webHidden/>
           </w:rPr>
-          <w:t>31</w:t>
+          <w:t>34</w:t>
         </w:r>
         <w:r>
           <w:rPr>
@@ -5742,7 +5952,7 @@
           <w:szCs w:val="32"/>
         </w:rPr>
       </w:pPr>
-      <w:bookmarkStart w:id="9" w:name="_Toc228823592"/>
+      <w:bookmarkStart w:id="9" w:name="_Toc228864869"/>
       <w:r>
         <w:rPr>
           <w:sz w:val="32"/>
@@ -5904,7 +6114,14 @@
         <w:rPr>
           <w:lang w:val="en-GB"/>
         </w:rPr>
-        <w:t>Finally, the report will also go into detail about the practical development process, including design ideas, planning and time it took. This includes an overview of the tools, materials and technologies used, as well as reflection on the project timeline and the challenges encountered during implementation and providing insight into the integration of hardware and software components and the testing results of the final product.</w:t>
+        <w:t xml:space="preserve">Finally, the report will also go into detail about the practical development process, including design ideas, planning and time it took. This includes an overview of the tools, materials and technologies used, as well as reflection on the project timeline </w:t>
+      </w:r>
+      <w:r>
+        <w:rPr>
+          <w:lang w:val="en-GB"/>
+        </w:rPr>
+        <w:lastRenderedPageBreak/>
+        <w:t>and the challenges encountered during implementation and providing insight into the integration of hardware and software components and the testing results of the final product.</w:t>
       </w:r>
     </w:p>
     <w:p>
@@ -5915,13 +6132,12 @@
           <w:szCs w:val="32"/>
         </w:rPr>
       </w:pPr>
-      <w:bookmarkStart w:id="10" w:name="_Toc228823593"/>
+      <w:bookmarkStart w:id="10" w:name="_Toc228864870"/>
       <w:r>
         <w:rPr>
           <w:sz w:val="32"/>
           <w:szCs w:val="32"/>
         </w:rPr>
-        <w:lastRenderedPageBreak/>
         <w:t>1.</w:t>
       </w:r>
       <w:r>
@@ -6127,7 +6343,7 @@
           <w:szCs w:val="32"/>
         </w:rPr>
       </w:pPr>
-      <w:bookmarkStart w:id="11" w:name="_Toc228823594"/>
+      <w:bookmarkStart w:id="11" w:name="_Toc228864871"/>
       <w:r>
         <w:rPr>
           <w:sz w:val="32"/>
@@ -6141,7 +6357,7 @@
       <w:pPr>
         <w:pStyle w:val="Heading2"/>
       </w:pPr>
-      <w:bookmarkStart w:id="12" w:name="_Toc228823595"/>
+      <w:bookmarkStart w:id="12" w:name="_Toc228864872"/>
       <w:r>
         <w:t>Technical Development</w:t>
       </w:r>
@@ -6359,7 +6575,7 @@
       <w:pPr>
         <w:pStyle w:val="Heading2"/>
       </w:pPr>
-      <w:bookmarkStart w:id="13" w:name="_Toc228823596"/>
+      <w:bookmarkStart w:id="13" w:name="_Toc228864873"/>
       <w:r>
         <w:t>Immersion</w:t>
       </w:r>
@@ -6773,7 +6989,14 @@
         <w:rPr>
           <w:lang w:val="en-GB"/>
         </w:rPr>
-        <w:t xml:space="preserve">The effectiveness of motion-based controllers depends on how natural the inputs feel when playing a game. When the controls feel like an action a person would do in the real world, research shows that players can interact more effectively and naturally, which enhances immersion </w:t>
+        <w:t xml:space="preserve">The effectiveness of motion-based </w:t>
+      </w:r>
+      <w:r>
+        <w:rPr>
+          <w:lang w:val="en-GB"/>
+        </w:rPr>
+        <w:lastRenderedPageBreak/>
+        <w:t xml:space="preserve">controllers depends on how natural the inputs feel when playing a game. When the controls feel like an action a person would do in the real world, research shows that players can interact more effectively and naturally, which enhances immersion </w:t>
       </w:r>
       <w:sdt>
         <w:sdtPr>
@@ -6821,21 +7044,14 @@
         <w:rPr>
           <w:lang w:val="en-GB"/>
         </w:rPr>
-        <w:t xml:space="preserve">. For the motion-based controller the player would be in a </w:t>
-      </w:r>
-      <w:r>
-        <w:rPr>
-          <w:lang w:val="en-GB"/>
-        </w:rPr>
-        <w:lastRenderedPageBreak/>
-        <w:t>shooting arcade stance with the arms so the testers would hold the controller straight forward in an aiming position. However, if the controls aren’t well implemented or does not align with the game mechanics, it can lead to frustration and reduced overall immersion and enjoyment.</w:t>
+        <w:t>. For the motion-based controller the player would be in a shooting arcade stance with the arms so the testers would hold the controller straight forward in an aiming position. However, if the controls aren’t well implemented or does not align with the game mechanics, it can lead to frustration and reduced overall immersion and enjoyment.</w:t>
       </w:r>
     </w:p>
     <w:p>
       <w:pPr>
         <w:pStyle w:val="Heading2"/>
       </w:pPr>
-      <w:bookmarkStart w:id="14" w:name="_Toc228823597"/>
+      <w:bookmarkStart w:id="14" w:name="_Toc228864874"/>
       <w:r>
         <w:t>Alternative Game Controllers</w:t>
       </w:r>
@@ -7214,7 +7430,7 @@
       <w:pPr>
         <w:pStyle w:val="Heading2"/>
       </w:pPr>
-      <w:bookmarkStart w:id="15" w:name="_Toc228823598"/>
+      <w:bookmarkStart w:id="15" w:name="_Toc228864875"/>
       <w:r>
         <w:t>Accessibility</w:t>
       </w:r>
@@ -7363,14 +7579,8 @@
         <w:rPr>
           <w:rFonts w:ascii="Arial" w:hAnsi="Arial" w:cs="Arial"/>
         </w:rPr>
-        <w:t xml:space="preserve">This shows the importance of alternative game controllers, like the motion-based system that has been created part of the artefact which can provide more ways to play. This opens to a wider range of players to engage with and enjoy the experience. In addition, alternative controllers can further enhance and improve </w:t>
-      </w:r>
-      <w:r>
-        <w:rPr>
-          <w:rFonts w:ascii="Arial" w:hAnsi="Arial" w:cs="Arial"/>
-        </w:rPr>
         <w:lastRenderedPageBreak/>
-        <w:t>overall player experience because some may want to explore different ways to game rather than using traditional inputs.</w:t>
+        <w:t>This shows the importance of alternative game controllers, like the motion-based system that has been created part of the artefact which can provide more ways to play. This opens to a wider range of players to engage with and enjoy the experience. In addition, alternative controllers can further enhance and improve overall player experience because some may want to explore different ways to game rather than using traditional inputs.</w:t>
       </w:r>
     </w:p>
     <w:p>
@@ -7381,7 +7591,7 @@
           <w:szCs w:val="32"/>
         </w:rPr>
       </w:pPr>
-      <w:bookmarkStart w:id="16" w:name="_Toc228823599"/>
+      <w:bookmarkStart w:id="16" w:name="_Toc228864876"/>
       <w:r>
         <w:rPr>
           <w:sz w:val="32"/>
@@ -8060,7 +8270,7 @@
           <w:szCs w:val="32"/>
         </w:rPr>
       </w:pPr>
-      <w:bookmarkStart w:id="17" w:name="_Toc228823600"/>
+      <w:bookmarkStart w:id="17" w:name="_Toc228864877"/>
       <w:r>
         <w:rPr>
           <w:sz w:val="32"/>
@@ -8810,7 +9020,7 @@
           <w:szCs w:val="32"/>
         </w:rPr>
       </w:pPr>
-      <w:bookmarkStart w:id="18" w:name="_Toc228823601"/>
+      <w:bookmarkStart w:id="18" w:name="_Toc228864878"/>
       <w:r>
         <w:rPr>
           <w:sz w:val="32"/>
@@ -9041,7 +9251,7 @@
           <w:szCs w:val="32"/>
         </w:rPr>
       </w:pPr>
-      <w:bookmarkStart w:id="19" w:name="_Toc228823602"/>
+      <w:bookmarkStart w:id="19" w:name="_Toc228864879"/>
       <w:r>
         <w:rPr>
           <w:sz w:val="32"/>
@@ -9096,7 +9306,7 @@
           <w:szCs w:val="32"/>
         </w:rPr>
       </w:pPr>
-      <w:bookmarkStart w:id="20" w:name="_Toc228823603"/>
+      <w:bookmarkStart w:id="20" w:name="_Toc228864880"/>
       <w:r>
         <w:rPr>
           <w:sz w:val="32"/>
@@ -9848,7 +10058,7 @@
           <w:szCs w:val="32"/>
         </w:rPr>
       </w:pPr>
-      <w:bookmarkStart w:id="21" w:name="_Toc228823604"/>
+      <w:bookmarkStart w:id="21" w:name="_Toc228864881"/>
       <w:r>
         <w:rPr>
           <w:sz w:val="32"/>
@@ -10089,7 +10299,7 @@
           <w:szCs w:val="32"/>
         </w:rPr>
       </w:pPr>
-      <w:bookmarkStart w:id="22" w:name="_Toc228823605"/>
+      <w:bookmarkStart w:id="22" w:name="_Toc228864882"/>
       <w:r>
         <w:rPr>
           <w:sz w:val="32"/>
@@ -10222,7 +10432,7 @@
           <w:szCs w:val="32"/>
         </w:rPr>
       </w:pPr>
-      <w:bookmarkStart w:id="23" w:name="_Toc228823606"/>
+      <w:bookmarkStart w:id="23" w:name="_Toc228864883"/>
       <w:r>
         <w:rPr>
           <w:sz w:val="32"/>
@@ -11503,7 +11713,7 @@
           <w:szCs w:val="32"/>
         </w:rPr>
       </w:pPr>
-      <w:bookmarkStart w:id="24" w:name="_Toc228823607"/>
+      <w:bookmarkStart w:id="24" w:name="_Toc228864884"/>
       <w:r>
         <w:rPr>
           <w:sz w:val="32"/>
@@ -11577,7 +11787,7 @@
           <w:szCs w:val="32"/>
         </w:rPr>
       </w:pPr>
-      <w:bookmarkStart w:id="25" w:name="_Toc228823608"/>
+      <w:bookmarkStart w:id="25" w:name="_Toc228864885"/>
       <w:r>
         <w:rPr>
           <w:sz w:val="32"/>
@@ -11769,7 +11979,7 @@
                               </w:rPr>
                             </w:pPr>
                             <w:bookmarkStart w:id="26" w:name="_Toc228782539"/>
-                            <w:bookmarkStart w:id="27" w:name="_Toc228823631"/>
+                            <w:bookmarkStart w:id="27" w:name="_Toc228864843"/>
                             <w:r>
                               <w:rPr>
                                 <w:sz w:val="22"/>
@@ -11855,7 +12065,7 @@
                         </w:rPr>
                       </w:pPr>
                       <w:bookmarkStart w:id="28" w:name="_Toc228782539"/>
-                      <w:bookmarkStart w:id="29" w:name="_Toc228823631"/>
+                      <w:bookmarkStart w:id="29" w:name="_Toc228864843"/>
                       <w:r>
                         <w:rPr>
                           <w:sz w:val="22"/>
@@ -12033,8 +12243,8 @@
                                 <w:szCs w:val="22"/>
                               </w:rPr>
                             </w:pPr>
-                            <w:bookmarkStart w:id="30" w:name="_Toc228782540"/>
-                            <w:bookmarkStart w:id="31" w:name="_Toc228823632"/>
+                            <w:bookmarkStart w:id="28" w:name="_Toc228782540"/>
+                            <w:bookmarkStart w:id="29" w:name="_Toc228864844"/>
                             <w:r>
                               <w:rPr>
                                 <w:sz w:val="22"/>
@@ -12085,8 +12295,8 @@
                               </w:rPr>
                               <w:t>. Design of case with Lid</w:t>
                             </w:r>
-                            <w:bookmarkEnd w:id="30"/>
-                            <w:bookmarkEnd w:id="31"/>
+                            <w:bookmarkEnd w:id="28"/>
+                            <w:bookmarkEnd w:id="29"/>
                           </w:p>
                         </w:txbxContent>
                       </wps:txbx>
@@ -12116,7 +12326,7 @@
                         </w:rPr>
                       </w:pPr>
                       <w:bookmarkStart w:id="32" w:name="_Toc228782540"/>
-                      <w:bookmarkStart w:id="33" w:name="_Toc228823632"/>
+                      <w:bookmarkStart w:id="33" w:name="_Toc228864844"/>
                       <w:r>
                         <w:rPr>
                           <w:sz w:val="22"/>
@@ -12268,7 +12478,7 @@
           <w:szCs w:val="32"/>
         </w:rPr>
       </w:pPr>
-      <w:bookmarkStart w:id="34" w:name="_Toc228823609"/>
+      <w:bookmarkStart w:id="30" w:name="_Toc228864886"/>
       <w:r>
         <w:rPr>
           <w:sz w:val="32"/>
@@ -12283,7 +12493,7 @@
         </w:rPr>
         <w:t>.1 Design Specifications</w:t>
       </w:r>
-      <w:bookmarkEnd w:id="34"/>
+      <w:bookmarkEnd w:id="30"/>
     </w:p>
     <w:tbl>
       <w:tblPr>
@@ -12746,7 +12956,7 @@
           <w:szCs w:val="22"/>
         </w:rPr>
       </w:pPr>
-      <w:bookmarkStart w:id="35" w:name="_Toc228823652"/>
+      <w:bookmarkStart w:id="31" w:name="_Toc228864908"/>
       <w:r>
         <w:rPr>
           <w:sz w:val="22"/>
@@ -12796,7 +13006,7 @@
         </w:rPr>
         <w:t xml:space="preserve"> - Table of Design Specifications</w:t>
       </w:r>
-      <w:bookmarkEnd w:id="35"/>
+      <w:bookmarkEnd w:id="31"/>
     </w:p>
     <w:p>
       <w:pPr>
@@ -12806,7 +13016,7 @@
           <w:szCs w:val="32"/>
         </w:rPr>
       </w:pPr>
-      <w:bookmarkStart w:id="36" w:name="_Toc228823610"/>
+      <w:bookmarkStart w:id="32" w:name="_Toc228864887"/>
       <w:r>
         <w:rPr>
           <w:sz w:val="32"/>
@@ -12849,7 +13059,7 @@
         </w:rPr>
         <w:t xml:space="preserve"> Architecture / Framework</w:t>
       </w:r>
-      <w:bookmarkEnd w:id="36"/>
+      <w:bookmarkEnd w:id="32"/>
     </w:p>
     <w:p>
       <w:pPr>
@@ -12934,7 +13144,7 @@
           <w:szCs w:val="22"/>
         </w:rPr>
       </w:pPr>
-      <w:bookmarkStart w:id="37" w:name="_Toc228823633"/>
+      <w:bookmarkStart w:id="33" w:name="_Toc228864845"/>
       <w:r>
         <w:rPr>
           <w:sz w:val="22"/>
@@ -12985,7 +13195,7 @@
         </w:rPr>
         <w:t>. System Architecture</w:t>
       </w:r>
-      <w:bookmarkEnd w:id="37"/>
+      <w:bookmarkEnd w:id="33"/>
     </w:p>
     <w:tbl>
       <w:tblPr>
@@ -13390,7 +13600,7 @@
           <w:szCs w:val="22"/>
         </w:rPr>
       </w:pPr>
-      <w:bookmarkStart w:id="38" w:name="_Toc228823653"/>
+      <w:bookmarkStart w:id="34" w:name="_Toc228864909"/>
       <w:r>
         <w:rPr>
           <w:sz w:val="22"/>
@@ -13440,7 +13650,7 @@
         </w:rPr>
         <w:t>. Key Components</w:t>
       </w:r>
-      <w:bookmarkEnd w:id="38"/>
+      <w:bookmarkEnd w:id="34"/>
     </w:p>
     <w:tbl>
       <w:tblPr>
@@ -13714,7 +13924,7 @@
           <w:szCs w:val="22"/>
         </w:rPr>
       </w:pPr>
-      <w:bookmarkStart w:id="39" w:name="_Toc228823654"/>
+      <w:bookmarkStart w:id="35" w:name="_Toc228864910"/>
       <w:r>
         <w:rPr>
           <w:sz w:val="22"/>
@@ -13764,7 +13974,7 @@
         </w:rPr>
         <w:t>. Technologies and Materials Used</w:t>
       </w:r>
-      <w:bookmarkEnd w:id="39"/>
+      <w:bookmarkEnd w:id="35"/>
     </w:p>
     <w:p>
       <w:pPr>
@@ -13894,7 +14104,7 @@
           <w:szCs w:val="32"/>
         </w:rPr>
       </w:pPr>
-      <w:bookmarkStart w:id="40" w:name="_Toc228823611"/>
+      <w:bookmarkStart w:id="36" w:name="_Toc228864888"/>
       <w:r>
         <w:rPr>
           <w:sz w:val="32"/>
@@ -13923,7 +14133,7 @@
         </w:rPr>
         <w:t xml:space="preserve"> Implementation</w:t>
       </w:r>
-      <w:bookmarkEnd w:id="40"/>
+      <w:bookmarkEnd w:id="36"/>
     </w:p>
     <w:p>
       <w:pPr>
@@ -14095,7 +14305,7 @@
           <w:szCs w:val="22"/>
         </w:rPr>
       </w:pPr>
-      <w:bookmarkStart w:id="41" w:name="_Toc228823634"/>
+      <w:bookmarkStart w:id="37" w:name="_Toc228864846"/>
       <w:r>
         <w:rPr>
           <w:sz w:val="22"/>
@@ -14162,7 +14372,7 @@
         </w:rPr>
         <w:t xml:space="preserve"> Case Design</w:t>
       </w:r>
-      <w:bookmarkEnd w:id="41"/>
+      <w:bookmarkEnd w:id="37"/>
     </w:p>
     <w:p/>
     <w:p>
@@ -14228,7 +14438,7 @@
           <w:szCs w:val="32"/>
         </w:rPr>
       </w:pPr>
-      <w:bookmarkStart w:id="42" w:name="_Toc228823612"/>
+      <w:bookmarkStart w:id="38" w:name="_Toc228864889"/>
       <w:r>
         <w:rPr>
           <w:sz w:val="32"/>
@@ -14243,17 +14453,17 @@
         </w:rPr>
         <w:t>.1 Construction of the Artefact</w:t>
       </w:r>
-      <w:bookmarkEnd w:id="42"/>
+      <w:bookmarkEnd w:id="38"/>
     </w:p>
     <w:p>
       <w:pPr>
         <w:pStyle w:val="Heading2"/>
       </w:pPr>
-      <w:bookmarkStart w:id="43" w:name="_Toc228823613"/>
+      <w:bookmarkStart w:id="39" w:name="_Toc228864890"/>
       <w:r>
         <w:t>Controller Ideas and analysis</w:t>
       </w:r>
-      <w:bookmarkEnd w:id="43"/>
+      <w:bookmarkEnd w:id="39"/>
     </w:p>
     <w:p>
       <w:pPr>
@@ -14302,11 +14512,11 @@
       <w:pPr>
         <w:pStyle w:val="Heading2"/>
       </w:pPr>
-      <w:bookmarkStart w:id="44" w:name="_Toc228823614"/>
+      <w:bookmarkStart w:id="40" w:name="_Toc228864891"/>
       <w:r>
         <w:t>Tools and Languages</w:t>
       </w:r>
-      <w:bookmarkEnd w:id="44"/>
+      <w:bookmarkEnd w:id="40"/>
     </w:p>
     <w:p>
       <w:pPr>
@@ -14383,7 +14593,7 @@
           <w:szCs w:val="22"/>
         </w:rPr>
       </w:pPr>
-      <w:bookmarkStart w:id="45" w:name="_Toc228823635"/>
+      <w:bookmarkStart w:id="41" w:name="_Toc228864847"/>
       <w:r>
         <w:rPr>
           <w:sz w:val="22"/>
@@ -14434,7 +14644,7 @@
         </w:rPr>
         <w:t>. Thonny Pi Pico and MPU6050 Code</w:t>
       </w:r>
-      <w:bookmarkEnd w:id="45"/>
+      <w:bookmarkEnd w:id="41"/>
     </w:p>
     <w:p>
       <w:pPr>
@@ -14766,7 +14976,7 @@
           <w:szCs w:val="22"/>
         </w:rPr>
       </w:pPr>
-      <w:bookmarkStart w:id="46" w:name="_Toc228823636"/>
+      <w:bookmarkStart w:id="42" w:name="_Toc228864848"/>
       <w:r>
         <w:rPr>
           <w:sz w:val="22"/>
@@ -14817,7 +15027,7 @@
         </w:rPr>
         <w:t>. Scene of Match Room</w:t>
       </w:r>
-      <w:bookmarkEnd w:id="46"/>
+      <w:bookmarkEnd w:id="42"/>
     </w:p>
     <w:p>
       <w:pPr>
@@ -14830,11 +15040,11 @@
       <w:pPr>
         <w:pStyle w:val="Heading2"/>
       </w:pPr>
-      <w:bookmarkStart w:id="47" w:name="_Toc228823615"/>
+      <w:bookmarkStart w:id="43" w:name="_Toc228864892"/>
       <w:r>
         <w:t>Hardware assembly</w:t>
       </w:r>
-      <w:bookmarkEnd w:id="47"/>
+      <w:bookmarkEnd w:id="43"/>
     </w:p>
     <w:p>
       <w:pPr>
@@ -14947,8 +15157,8 @@
                                 <w:szCs w:val="22"/>
                               </w:rPr>
                             </w:pPr>
-                            <w:bookmarkStart w:id="48" w:name="_Toc228782545"/>
-                            <w:bookmarkStart w:id="49" w:name="_Toc228823637"/>
+                            <w:bookmarkStart w:id="44" w:name="_Toc228782545"/>
+                            <w:bookmarkStart w:id="45" w:name="_Toc228864849"/>
                             <w:r>
                               <w:rPr>
                                 <w:sz w:val="22"/>
@@ -14999,8 +15209,8 @@
                               </w:rPr>
                               <w:t>. Pi Pico WH</w:t>
                             </w:r>
-                            <w:bookmarkEnd w:id="48"/>
-                            <w:bookmarkEnd w:id="49"/>
+                            <w:bookmarkEnd w:id="44"/>
+                            <w:bookmarkEnd w:id="45"/>
                           </w:p>
                         </w:txbxContent>
                       </wps:txbx>
@@ -15032,7 +15242,7 @@
                         </w:rPr>
                       </w:pPr>
                       <w:bookmarkStart w:id="50" w:name="_Toc228782545"/>
-                      <w:bookmarkStart w:id="51" w:name="_Toc228823637"/>
+                      <w:bookmarkStart w:id="51" w:name="_Toc228864849"/>
                       <w:r>
                         <w:rPr>
                           <w:sz w:val="22"/>
@@ -15213,8 +15423,8 @@
                                 <w:szCs w:val="22"/>
                               </w:rPr>
                             </w:pPr>
-                            <w:bookmarkStart w:id="52" w:name="_Toc228782546"/>
-                            <w:bookmarkStart w:id="53" w:name="_Toc228823638"/>
+                            <w:bookmarkStart w:id="46" w:name="_Toc228782546"/>
+                            <w:bookmarkStart w:id="47" w:name="_Toc228864850"/>
                             <w:r>
                               <w:rPr>
                                 <w:sz w:val="22"/>
@@ -15265,8 +15475,8 @@
                               </w:rPr>
                               <w:t>. Soldering Iron Pen</w:t>
                             </w:r>
-                            <w:bookmarkEnd w:id="52"/>
-                            <w:bookmarkEnd w:id="53"/>
+                            <w:bookmarkEnd w:id="46"/>
+                            <w:bookmarkEnd w:id="47"/>
                           </w:p>
                         </w:txbxContent>
                       </wps:txbx>
@@ -15298,7 +15508,7 @@
                         </w:rPr>
                       </w:pPr>
                       <w:bookmarkStart w:id="54" w:name="_Toc228782546"/>
-                      <w:bookmarkStart w:id="55" w:name="_Toc228823638"/>
+                      <w:bookmarkStart w:id="55" w:name="_Toc228864850"/>
                       <w:r>
                         <w:rPr>
                           <w:sz w:val="22"/>
@@ -15508,8 +15718,8 @@
                                 <w:szCs w:val="22"/>
                               </w:rPr>
                             </w:pPr>
-                            <w:bookmarkStart w:id="56" w:name="_Toc228782547"/>
-                            <w:bookmarkStart w:id="57" w:name="_Toc228823639"/>
+                            <w:bookmarkStart w:id="48" w:name="_Toc228782547"/>
+                            <w:bookmarkStart w:id="49" w:name="_Toc228864851"/>
                             <w:r>
                               <w:rPr>
                                 <w:sz w:val="22"/>
@@ -15560,8 +15770,8 @@
                               </w:rPr>
                               <w:t>. BreadBoard</w:t>
                             </w:r>
-                            <w:bookmarkEnd w:id="56"/>
-                            <w:bookmarkEnd w:id="57"/>
+                            <w:bookmarkEnd w:id="48"/>
+                            <w:bookmarkEnd w:id="49"/>
                           </w:p>
                         </w:txbxContent>
                       </wps:txbx>
@@ -15593,7 +15803,7 @@
                         </w:rPr>
                       </w:pPr>
                       <w:bookmarkStart w:id="58" w:name="_Toc228782547"/>
-                      <w:bookmarkStart w:id="59" w:name="_Toc228823639"/>
+                      <w:bookmarkStart w:id="59" w:name="_Toc228864851"/>
                       <w:r>
                         <w:rPr>
                           <w:sz w:val="22"/>
@@ -15809,8 +16019,8 @@
                                 <w:szCs w:val="22"/>
                               </w:rPr>
                             </w:pPr>
-                            <w:bookmarkStart w:id="60" w:name="_Toc228782548"/>
-                            <w:bookmarkStart w:id="61" w:name="_Toc228823640"/>
+                            <w:bookmarkStart w:id="50" w:name="_Toc228782548"/>
+                            <w:bookmarkStart w:id="51" w:name="_Toc228864852"/>
                             <w:r>
                               <w:rPr>
                                 <w:sz w:val="22"/>
@@ -15861,8 +16071,8 @@
                               </w:rPr>
                               <w:t>. MPU6050 / Pins</w:t>
                             </w:r>
-                            <w:bookmarkEnd w:id="60"/>
-                            <w:bookmarkEnd w:id="61"/>
+                            <w:bookmarkEnd w:id="50"/>
+                            <w:bookmarkEnd w:id="51"/>
                           </w:p>
                         </w:txbxContent>
                       </wps:txbx>
@@ -15894,7 +16104,7 @@
                         </w:rPr>
                       </w:pPr>
                       <w:bookmarkStart w:id="62" w:name="_Toc228782548"/>
-                      <w:bookmarkStart w:id="63" w:name="_Toc228823640"/>
+                      <w:bookmarkStart w:id="63" w:name="_Toc228864852"/>
                       <w:r>
                         <w:rPr>
                           <w:sz w:val="22"/>
@@ -16291,8 +16501,8 @@
                                 <w:szCs w:val="22"/>
                               </w:rPr>
                             </w:pPr>
-                            <w:bookmarkStart w:id="64" w:name="_Toc228782549"/>
-                            <w:bookmarkStart w:id="65" w:name="_Toc228823641"/>
+                            <w:bookmarkStart w:id="52" w:name="_Toc228782549"/>
+                            <w:bookmarkStart w:id="53" w:name="_Toc228864853"/>
                             <w:r>
                               <w:rPr>
                                 <w:sz w:val="22"/>
@@ -16343,8 +16553,8 @@
                               </w:rPr>
                               <w:t>. 3D Printed Case and Lid</w:t>
                             </w:r>
-                            <w:bookmarkEnd w:id="64"/>
-                            <w:bookmarkEnd w:id="65"/>
+                            <w:bookmarkEnd w:id="52"/>
+                            <w:bookmarkEnd w:id="53"/>
                           </w:p>
                         </w:txbxContent>
                       </wps:txbx>
@@ -16375,7 +16585,7 @@
                         </w:rPr>
                       </w:pPr>
                       <w:bookmarkStart w:id="66" w:name="_Toc228782549"/>
-                      <w:bookmarkStart w:id="67" w:name="_Toc228823641"/>
+                      <w:bookmarkStart w:id="67" w:name="_Toc228864853"/>
                       <w:r>
                         <w:rPr>
                           <w:sz w:val="22"/>
@@ -16488,8 +16698,8 @@
                                 <w:szCs w:val="22"/>
                               </w:rPr>
                             </w:pPr>
-                            <w:bookmarkStart w:id="68" w:name="_Toc228782550"/>
-                            <w:bookmarkStart w:id="69" w:name="_Toc228823642"/>
+                            <w:bookmarkStart w:id="54" w:name="_Toc228782550"/>
+                            <w:bookmarkStart w:id="55" w:name="_Toc228864854"/>
                             <w:r>
                               <w:rPr>
                                 <w:sz w:val="22"/>
@@ -16540,8 +16750,8 @@
                               </w:rPr>
                               <w:t>. Jumper Wires / Buttons</w:t>
                             </w:r>
-                            <w:bookmarkEnd w:id="68"/>
-                            <w:bookmarkEnd w:id="69"/>
+                            <w:bookmarkEnd w:id="54"/>
+                            <w:bookmarkEnd w:id="55"/>
                           </w:p>
                         </w:txbxContent>
                       </wps:txbx>
@@ -16573,7 +16783,7 @@
                         </w:rPr>
                       </w:pPr>
                       <w:bookmarkStart w:id="70" w:name="_Toc228782550"/>
-                      <w:bookmarkStart w:id="71" w:name="_Toc228823642"/>
+                      <w:bookmarkStart w:id="71" w:name="_Toc228864854"/>
                       <w:r>
                         <w:rPr>
                           <w:sz w:val="22"/>
@@ -16669,12 +16879,12 @@
       <w:pPr>
         <w:pStyle w:val="Heading2"/>
       </w:pPr>
-      <w:bookmarkStart w:id="72" w:name="_Toc228823616"/>
+      <w:bookmarkStart w:id="56" w:name="_Toc228864893"/>
       <w:r>
         <w:lastRenderedPageBreak/>
         <w:t>Testing and Refinement</w:t>
       </w:r>
-      <w:bookmarkEnd w:id="72"/>
+      <w:bookmarkEnd w:id="56"/>
     </w:p>
     <w:p>
       <w:pPr>
@@ -16717,11 +16927,11 @@
       <w:pPr>
         <w:pStyle w:val="Heading2"/>
       </w:pPr>
-      <w:bookmarkStart w:id="73" w:name="_Toc228823617"/>
+      <w:bookmarkStart w:id="57" w:name="_Toc228864894"/>
       <w:r>
         <w:t>Challenges Encountered</w:t>
       </w:r>
-      <w:bookmarkEnd w:id="73"/>
+      <w:bookmarkEnd w:id="57"/>
     </w:p>
     <w:p>
       <w:pPr>
@@ -16735,43 +16945,145 @@
         </w:rPr>
         <w:t>Some of the problems that was encountered was the lack of removing delay within the controller so when the player moved the controller to far the cursor would be the same on screen but the controller would be in a completely different direction so the gyro was off centre, this is due the limitations of the MPU6050 being an older hardware high latency  and drift.</w:t>
       </w:r>
+      <w:r>
+        <w:rPr>
+          <w:rFonts w:ascii="Arial" w:hAnsi="Arial" w:cs="Arial"/>
+        </w:rPr>
+        <w:t xml:space="preserve"> Some other challenges encountered during the project was finding the components that would be required to work as a HID motion-based controller, it took a while to research and make sure that there were no costs wasted and the correct components were purchased. Finding testers was challenging as well because of the time it took to develop the artefact there was little time to gather participants that were willing to take part in the tests </w:t>
+      </w:r>
+      <w:r>
+        <w:rPr>
+          <w:rFonts w:ascii="Arial" w:hAnsi="Arial" w:cs="Arial"/>
+        </w:rPr>
+        <w:t>and</w:t>
+      </w:r>
+      <w:r>
+        <w:rPr>
+          <w:rFonts w:ascii="Arial" w:hAnsi="Arial" w:cs="Arial"/>
+        </w:rPr>
+        <w:t xml:space="preserve"> consent to being in the test so the data gathered isn’t as big as it could be.</w:t>
+      </w:r>
     </w:p>
     <w:p>
       <w:pPr>
         <w:pStyle w:val="Heading2"/>
       </w:pPr>
-      <w:bookmarkStart w:id="74" w:name="_Toc228823618"/>
+      <w:bookmarkStart w:id="58" w:name="_Toc228864895"/>
       <w:r>
         <w:t xml:space="preserve">Artefact </w:t>
       </w:r>
       <w:r>
         <w:t>Problem Statement</w:t>
       </w:r>
-      <w:bookmarkEnd w:id="74"/>
-    </w:p>
-    <w:p>
-      <w:pPr>
-        <w:rPr>
-          <w:rFonts w:ascii="Arial" w:hAnsi="Arial" w:cs="Arial"/>
-        </w:rPr>
-      </w:pPr>
-      <w:r>
-        <w:rPr>
-          <w:rFonts w:ascii="Arial" w:hAnsi="Arial" w:cs="Arial"/>
-        </w:rPr>
-        <w:t xml:space="preserve">Going back to the introduction there were a few things that the artefact was supposed to address such as the hardware advantages/disadvantages, does it change the players immersion and experience, the performance of the controller was it sustainable and ergonomically usable. This will be talked about further into detail in the next few sections. But to simply explain the controller design was </w:t>
-      </w:r>
-      <w:r>
-        <w:rPr>
-          <w:rFonts w:ascii="Arial" w:hAnsi="Arial" w:cs="Arial"/>
-        </w:rPr>
-        <w:t>good,</w:t>
-      </w:r>
-      <w:r>
-        <w:rPr>
-          <w:rFonts w:ascii="Arial" w:hAnsi="Arial" w:cs="Arial"/>
-        </w:rPr>
-        <w:t xml:space="preserve"> but improvements could be made, the button could be changed to be much larger and more stable, as well as fixing the delay and drift when moving </w:t>
+      <w:bookmarkEnd w:id="58"/>
+    </w:p>
+    <w:p>
+      <w:pPr>
+        <w:rPr>
+          <w:rFonts w:ascii="Arial" w:hAnsi="Arial" w:cs="Arial"/>
+        </w:rPr>
+      </w:pPr>
+      <w:r>
+        <w:rPr>
+          <w:rFonts w:ascii="Arial" w:hAnsi="Arial" w:cs="Arial"/>
+        </w:rPr>
+        <w:t xml:space="preserve">Going back to the introduction there were a few things that the artefact was supposed to address such as the hardware advantages/disadvantages, does it change the players immersion and experience, the performance of the controller was it sustainable and ergonomically usable. </w:t>
+      </w:r>
+      <w:r>
+        <w:rPr>
+          <w:rFonts w:ascii="Arial" w:hAnsi="Arial" w:cs="Arial"/>
+        </w:rPr>
+        <w:t>T</w:t>
+      </w:r>
+      <w:r>
+        <w:rPr>
+          <w:rFonts w:ascii="Arial" w:hAnsi="Arial" w:cs="Arial"/>
+        </w:rPr>
+        <w:t xml:space="preserve">he controller design was </w:t>
+      </w:r>
+      <w:r>
+        <w:rPr>
+          <w:rFonts w:ascii="Arial" w:hAnsi="Arial" w:cs="Arial"/>
+        </w:rPr>
+        <w:t>good</w:t>
+      </w:r>
+      <w:r>
+        <w:rPr>
+          <w:rFonts w:ascii="Arial" w:hAnsi="Arial" w:cs="Arial"/>
+        </w:rPr>
+        <w:t xml:space="preserve"> the </w:t>
+      </w:r>
+      <w:r>
+        <w:rPr>
+          <w:rFonts w:ascii="Arial" w:hAnsi="Arial" w:cs="Arial"/>
+        </w:rPr>
+        <w:t>8 out of 13</w:t>
+      </w:r>
+      <w:r>
+        <w:rPr>
+          <w:rFonts w:ascii="Arial" w:hAnsi="Arial" w:cs="Arial"/>
+        </w:rPr>
+        <w:t xml:space="preserve"> total </w:t>
+      </w:r>
+      <w:r>
+        <w:rPr>
+          <w:rFonts w:ascii="Arial" w:hAnsi="Arial" w:cs="Arial"/>
+        </w:rPr>
+        <w:t>testers agreed that the design of the</w:t>
+      </w:r>
+      <w:r>
+        <w:rPr>
+          <w:rFonts w:ascii="Arial" w:hAnsi="Arial" w:cs="Arial"/>
+        </w:rPr>
+        <w:t xml:space="preserve"> 3D printed case could be improved such as making the design smaller so it’s more user friendly</w:t>
+      </w:r>
+      <w:r>
+        <w:rPr>
+          <w:rFonts w:ascii="Arial" w:hAnsi="Arial" w:cs="Arial"/>
+        </w:rPr>
+        <w:t>,</w:t>
+      </w:r>
+      <w:r>
+        <w:rPr>
+          <w:rFonts w:ascii="Arial" w:hAnsi="Arial" w:cs="Arial"/>
+        </w:rPr>
+        <w:t xml:space="preserve"> improvements</w:t>
+      </w:r>
+      <w:r>
+        <w:rPr>
+          <w:rFonts w:ascii="Arial" w:hAnsi="Arial" w:cs="Arial"/>
+        </w:rPr>
+        <w:t xml:space="preserve"> to </w:t>
+      </w:r>
+      <w:r>
+        <w:rPr>
+          <w:rFonts w:ascii="Arial" w:hAnsi="Arial" w:cs="Arial"/>
+        </w:rPr>
+        <w:t>the button could be changed to be much larger and more stable</w:t>
+      </w:r>
+      <w:r>
+        <w:rPr>
+          <w:rFonts w:ascii="Arial" w:hAnsi="Arial" w:cs="Arial"/>
+        </w:rPr>
+        <w:t xml:space="preserve"> since the 6x6 button that was being used wasn’t properly connected to the breadboard any hard presses could push the button out because of no surface so the players were pressing on the actual button</w:t>
+      </w:r>
+      <w:r>
+        <w:rPr>
+          <w:rFonts w:ascii="Arial" w:hAnsi="Arial" w:cs="Arial"/>
+        </w:rPr>
+        <w:t xml:space="preserve">, </w:t>
+      </w:r>
+      <w:r>
+        <w:rPr>
+          <w:rFonts w:ascii="Arial" w:hAnsi="Arial" w:cs="Arial"/>
+        </w:rPr>
+        <w:t xml:space="preserve">also </w:t>
+      </w:r>
+      <w:r>
+        <w:rPr>
+          <w:rFonts w:ascii="Arial" w:hAnsi="Arial" w:cs="Arial"/>
+        </w:rPr>
+        <w:t xml:space="preserve">fixing the delay and drift when moving </w:t>
       </w:r>
       <w:r>
         <w:rPr>
@@ -16783,7 +17095,13 @@
         <w:rPr>
           <w:rFonts w:ascii="Arial" w:hAnsi="Arial" w:cs="Arial"/>
         </w:rPr>
-        <w:t xml:space="preserve"> far and some players found the controller to be fun.</w:t>
+        <w:t xml:space="preserve"> fa</w:t>
+      </w:r>
+      <w:r>
+        <w:rPr>
+          <w:rFonts w:ascii="Arial" w:hAnsi="Arial" w:cs="Arial"/>
+        </w:rPr>
+        <w:t xml:space="preserve">r, the gyro would get misaligned with the cursor on screen making it difficult to track and defeat the enemies within the game environment. </w:t>
       </w:r>
     </w:p>
     <w:p>
@@ -16794,7 +17112,7 @@
           <w:szCs w:val="32"/>
         </w:rPr>
       </w:pPr>
-      <w:bookmarkStart w:id="75" w:name="_Toc228823619"/>
+      <w:bookmarkStart w:id="59" w:name="_Toc228864896"/>
       <w:r>
         <w:rPr>
           <w:sz w:val="32"/>
@@ -16823,19 +17141,26 @@
         </w:rPr>
         <w:t xml:space="preserve"> Validation and Testing</w:t>
       </w:r>
-      <w:bookmarkEnd w:id="75"/>
-    </w:p>
-    <w:p>
-      <w:pPr>
-        <w:rPr>
-          <w:rFonts w:ascii="Arial" w:hAnsi="Arial" w:cs="Arial"/>
-        </w:rPr>
-      </w:pPr>
-      <w:r>
-        <w:rPr>
-          <w:rFonts w:ascii="Arial" w:hAnsi="Arial" w:cs="Arial"/>
-        </w:rPr>
-        <w:t xml:space="preserve">Multiple tests were performed keeping the data anonymous the testers were sat down and read an information sheet about the project as well as signing a consent form to inform that they agree with being a tester. Once the documents were read and signed, they were given the custom based controller and the game to play after testing they would also be required to take part in </w:t>
+      <w:bookmarkEnd w:id="59"/>
+    </w:p>
+    <w:p>
+      <w:pPr>
+        <w:rPr>
+          <w:rFonts w:ascii="Arial" w:hAnsi="Arial" w:cs="Arial"/>
+        </w:rPr>
+      </w:pPr>
+      <w:r>
+        <w:rPr>
+          <w:rFonts w:ascii="Arial" w:hAnsi="Arial" w:cs="Arial"/>
+        </w:rPr>
+        <w:t xml:space="preserve">Multiple tests were performed keeping the data anonymous the testers were sat down and read an information sheet about the project as well as signing a consent form to inform that they agree with being a tester. Once the documents </w:t>
+      </w:r>
+      <w:r>
+        <w:rPr>
+          <w:rFonts w:ascii="Arial" w:hAnsi="Arial" w:cs="Arial"/>
+        </w:rPr>
+        <w:lastRenderedPageBreak/>
+        <w:t xml:space="preserve">were read and signed, they were given the custom based controller and the game to play after testing they would also be required to take part in </w:t>
       </w:r>
       <w:r>
         <w:rPr>
@@ -16904,7 +17229,7 @@
           <w:szCs w:val="22"/>
         </w:rPr>
       </w:pPr>
-      <w:bookmarkStart w:id="76" w:name="_Toc228823643"/>
+      <w:bookmarkStart w:id="60" w:name="_Toc228864855"/>
       <w:r>
         <w:rPr>
           <w:sz w:val="22"/>
@@ -16983,7 +17308,7 @@
         </w:rPr>
         <w:t>esters</w:t>
       </w:r>
-      <w:bookmarkEnd w:id="76"/>
+      <w:bookmarkEnd w:id="60"/>
     </w:p>
     <w:p>
       <w:pPr>
@@ -16993,7 +17318,6 @@
         <w:rPr>
           <w:rFonts w:ascii="Arial" w:hAnsi="Arial" w:cs="Arial"/>
         </w:rPr>
-        <w:lastRenderedPageBreak/>
         <w:t>There were questions based on the controller as well as the game where the controller was tested in, but the main results were from the questions surrounding the motion-based controller and how those results could be helpful to understand alternative game controllers. One of the questions were “would you use this motion-based controller instead of a traditional one?” and the results were split but most the testers went with depends.</w:t>
       </w:r>
       <w:r>
@@ -17049,7 +17373,7 @@
           <w:szCs w:val="22"/>
         </w:rPr>
       </w:pPr>
-      <w:bookmarkStart w:id="77" w:name="_Toc228823644"/>
+      <w:bookmarkStart w:id="61" w:name="_Toc228864856"/>
       <w:r>
         <w:rPr>
           <w:sz w:val="22"/>
@@ -17100,7 +17424,7 @@
         </w:rPr>
         <w:t>. Would they use the controller Question</w:t>
       </w:r>
-      <w:bookmarkEnd w:id="77"/>
+      <w:bookmarkEnd w:id="61"/>
     </w:p>
     <w:p>
       <w:pPr>
@@ -17262,6 +17586,7 @@
         <w:rPr>
           <w:noProof/>
         </w:rPr>
+        <w:lastRenderedPageBreak/>
         <w:drawing>
           <wp:inline distT="0" distB="0" distL="0" distR="0" wp14:anchorId="2829D145" wp14:editId="6E01AA2B">
             <wp:extent cx="5474335" cy="1513205"/>
@@ -17308,7 +17633,7 @@
           <w:szCs w:val="22"/>
         </w:rPr>
       </w:pPr>
-      <w:bookmarkStart w:id="78" w:name="_Toc228823645"/>
+      <w:bookmarkStart w:id="62" w:name="_Toc228864857"/>
       <w:r>
         <w:rPr>
           <w:sz w:val="22"/>
@@ -17359,19 +17684,18 @@
         </w:rPr>
         <w:t>. Controller Feel Question</w:t>
       </w:r>
-      <w:bookmarkEnd w:id="78"/>
-    </w:p>
-    <w:p>
-      <w:pPr>
-        <w:rPr>
-          <w:rFonts w:ascii="Arial" w:hAnsi="Arial" w:cs="Arial"/>
-        </w:rPr>
-      </w:pPr>
-      <w:r>
-        <w:rPr>
-          <w:rFonts w:ascii="Arial" w:hAnsi="Arial" w:cs="Arial"/>
-        </w:rPr>
-        <w:lastRenderedPageBreak/>
+      <w:bookmarkEnd w:id="62"/>
+    </w:p>
+    <w:p>
+      <w:pPr>
+        <w:rPr>
+          <w:rFonts w:ascii="Arial" w:hAnsi="Arial" w:cs="Arial"/>
+        </w:rPr>
+      </w:pPr>
+      <w:r>
+        <w:rPr>
+          <w:rFonts w:ascii="Arial" w:hAnsi="Arial" w:cs="Arial"/>
+        </w:rPr>
         <w:t xml:space="preserve">The next question was “how responsive are the controls? 1 being not at all and 10 being very </w:t>
       </w:r>
       <w:r>
@@ -17509,7 +17833,7 @@
           <w:szCs w:val="22"/>
         </w:rPr>
       </w:pPr>
-      <w:bookmarkStart w:id="79" w:name="_Toc228823646"/>
+      <w:bookmarkStart w:id="63" w:name="_Toc228864858"/>
       <w:r>
         <w:rPr>
           <w:sz w:val="22"/>
@@ -17560,7 +17884,7 @@
         </w:rPr>
         <w:t>. Controller Responses</w:t>
       </w:r>
-      <w:bookmarkEnd w:id="79"/>
+      <w:bookmarkEnd w:id="63"/>
     </w:p>
     <w:p/>
     <w:p>
@@ -17572,6 +17896,7 @@
         <w:rPr>
           <w:noProof/>
         </w:rPr>
+        <w:lastRenderedPageBreak/>
         <w:drawing>
           <wp:inline distT="0" distB="0" distL="0" distR="0" wp14:anchorId="42170E4B" wp14:editId="306FDDCF">
             <wp:extent cx="4476750" cy="2243308"/>
@@ -17618,7 +17943,7 @@
           <w:szCs w:val="22"/>
         </w:rPr>
       </w:pPr>
-      <w:bookmarkStart w:id="80" w:name="_Toc228823647"/>
+      <w:bookmarkStart w:id="64" w:name="_Toc228864859"/>
       <w:r>
         <w:rPr>
           <w:sz w:val="22"/>
@@ -17669,7 +17994,7 @@
         </w:rPr>
         <w:t>. Controller Improvements</w:t>
       </w:r>
-      <w:bookmarkEnd w:id="80"/>
+      <w:bookmarkEnd w:id="64"/>
     </w:p>
     <w:p>
       <w:pPr>
@@ -17680,7 +18005,6 @@
         <w:rPr>
           <w:noProof/>
         </w:rPr>
-        <w:lastRenderedPageBreak/>
         <w:drawing>
           <wp:inline distT="0" distB="0" distL="0" distR="0" wp14:anchorId="4B6E0103" wp14:editId="55ABB463">
             <wp:extent cx="5474335" cy="2865120"/>
@@ -17727,7 +18051,7 @@
           <w:szCs w:val="22"/>
         </w:rPr>
       </w:pPr>
-      <w:bookmarkStart w:id="81" w:name="_Toc228823648"/>
+      <w:bookmarkStart w:id="65" w:name="_Toc228864860"/>
       <w:r>
         <w:rPr>
           <w:sz w:val="22"/>
@@ -17778,7 +18102,7 @@
         </w:rPr>
         <w:t>. Design of the controller</w:t>
       </w:r>
-      <w:bookmarkEnd w:id="81"/>
+      <w:bookmarkEnd w:id="65"/>
     </w:p>
     <w:p>
       <w:pPr>
@@ -17827,7 +18151,14 @@
         <w:rPr>
           <w:rFonts w:ascii="Arial" w:hAnsi="Arial" w:cs="Arial"/>
         </w:rPr>
-        <w:t>The next question is very important as it allowed to answer one of the main questions in this research and that’s if alternative game controllers can help shape player experience and immersion and 69% of the testers said that it did feel immersive</w:t>
+        <w:t xml:space="preserve">The next question is very important as it allowed to answer one of the main questions in this research and that’s if alternative game controllers can help </w:t>
+      </w:r>
+      <w:r>
+        <w:rPr>
+          <w:rFonts w:ascii="Arial" w:hAnsi="Arial" w:cs="Arial"/>
+        </w:rPr>
+        <w:lastRenderedPageBreak/>
+        <w:t>shape player experience and immersion and 69% of the testers said that it did feel immersive</w:t>
       </w:r>
       <w:r>
         <w:rPr>
@@ -17890,7 +18221,7 @@
           <w:szCs w:val="22"/>
         </w:rPr>
       </w:pPr>
-      <w:bookmarkStart w:id="82" w:name="_Toc228823649"/>
+      <w:bookmarkStart w:id="66" w:name="_Toc228864861"/>
       <w:r>
         <w:rPr>
           <w:sz w:val="22"/>
@@ -17941,7 +18272,7 @@
         </w:rPr>
         <w:t>. Immersion Question</w:t>
       </w:r>
-      <w:bookmarkEnd w:id="82"/>
+      <w:bookmarkEnd w:id="66"/>
     </w:p>
     <w:p>
       <w:pPr>
@@ -17951,7 +18282,6 @@
         <w:rPr>
           <w:rFonts w:ascii="Arial" w:hAnsi="Arial" w:cs="Arial"/>
         </w:rPr>
-        <w:lastRenderedPageBreak/>
         <w:t>A</w:t>
       </w:r>
       <w:r>
@@ -18034,7 +18364,7 @@
           <w:szCs w:val="22"/>
         </w:rPr>
       </w:pPr>
-      <w:bookmarkStart w:id="83" w:name="_Toc228823650"/>
+      <w:bookmarkStart w:id="67" w:name="_Toc228864862"/>
       <w:r>
         <w:rPr>
           <w:sz w:val="22"/>
@@ -18085,25 +18415,26 @@
         </w:rPr>
         <w:t>. Experience and Exploring Questions</w:t>
       </w:r>
-      <w:bookmarkEnd w:id="83"/>
-    </w:p>
-    <w:p>
-      <w:pPr>
-        <w:rPr>
-          <w:rFonts w:ascii="Arial" w:hAnsi="Arial" w:cs="Arial"/>
-        </w:rPr>
-      </w:pPr>
-    </w:p>
-    <w:p>
-      <w:pPr>
-        <w:rPr>
-          <w:rFonts w:ascii="Arial" w:hAnsi="Arial" w:cs="Arial"/>
-        </w:rPr>
-      </w:pPr>
-      <w:r>
-        <w:rPr>
-          <w:rFonts w:ascii="Arial" w:hAnsi="Arial" w:cs="Arial"/>
-        </w:rPr>
+      <w:bookmarkEnd w:id="67"/>
+    </w:p>
+    <w:p>
+      <w:pPr>
+        <w:rPr>
+          <w:rFonts w:ascii="Arial" w:hAnsi="Arial" w:cs="Arial"/>
+        </w:rPr>
+      </w:pPr>
+    </w:p>
+    <w:p>
+      <w:pPr>
+        <w:rPr>
+          <w:rFonts w:ascii="Arial" w:hAnsi="Arial" w:cs="Arial"/>
+        </w:rPr>
+      </w:pPr>
+      <w:r>
+        <w:rPr>
+          <w:rFonts w:ascii="Arial" w:hAnsi="Arial" w:cs="Arial"/>
+        </w:rPr>
+        <w:lastRenderedPageBreak/>
         <w:t xml:space="preserve">The user participants also answered the question on if they have every experienced any other games with similar controls and how the custom motion-based </w:t>
       </w:r>
       <w:r>
@@ -18131,7 +18462,9 @@
         <w:jc w:val="center"/>
       </w:pPr>
       <w:r>
-        <w:lastRenderedPageBreak/>
+        <w:rPr>
+          <w:noProof/>
+        </w:rPr>
         <w:drawing>
           <wp:inline distT="0" distB="0" distL="0" distR="0" wp14:anchorId="250D15A1" wp14:editId="1100E469">
             <wp:extent cx="4933950" cy="2485576"/>
@@ -18178,6 +18511,7 @@
           <w:szCs w:val="22"/>
         </w:rPr>
       </w:pPr>
+      <w:bookmarkStart w:id="68" w:name="_Toc228864863"/>
       <w:r>
         <w:rPr>
           <w:sz w:val="22"/>
@@ -18228,6 +18562,7 @@
         </w:rPr>
         <w:t>. Comparison to other technologies similar</w:t>
       </w:r>
+      <w:bookmarkEnd w:id="68"/>
     </w:p>
     <w:p/>
     <w:p>
@@ -18248,6 +18583,10 @@
         <w:keepNext/>
       </w:pPr>
       <w:r>
+        <w:rPr>
+          <w:noProof/>
+        </w:rPr>
+        <w:lastRenderedPageBreak/>
         <w:drawing>
           <wp:inline distT="0" distB="0" distL="0" distR="0" wp14:anchorId="3651EAC6" wp14:editId="5A10FA7B">
             <wp:extent cx="5474335" cy="2312670"/>
@@ -18294,6 +18633,7 @@
           <w:szCs w:val="22"/>
         </w:rPr>
       </w:pPr>
+      <w:bookmarkStart w:id="69" w:name="_Toc228864864"/>
       <w:r>
         <w:rPr>
           <w:sz w:val="22"/>
@@ -18344,8 +18684,10 @@
         </w:rPr>
         <w:t>. Was the Controller meaningful or unnecessary</w:t>
       </w:r>
+      <w:bookmarkEnd w:id="69"/>
     </w:p>
     <w:p/>
+    <w:p/>
     <w:p>
       <w:pPr>
         <w:rPr>
@@ -18368,14 +18710,7 @@
         <w:rPr>
           <w:rFonts w:ascii="Arial" w:hAnsi="Arial" w:cs="Arial"/>
         </w:rPr>
-        <w:t xml:space="preserve">44% said that </w:t>
-      </w:r>
-      <w:r>
-        <w:rPr>
-          <w:rFonts w:ascii="Arial" w:hAnsi="Arial" w:cs="Arial"/>
-        </w:rPr>
-        <w:lastRenderedPageBreak/>
-        <w:t>the button could be improved to become more stable as well as bigger to feel more like a controller as well as reduce the size of the 3D printed case and of course improving the gyroscope to become more accurate and less drift.</w:t>
+        <w:t>44% said that the button could be improved to become more stable as well as bigger to feel more like a controller as well as reduce the size of the 3D printed case and of course improving the gyroscope to become more accurate and less drift.</w:t>
       </w:r>
       <w:r>
         <w:rPr>
@@ -18417,7 +18752,7 @@
           <w:szCs w:val="32"/>
         </w:rPr>
       </w:pPr>
-      <w:bookmarkStart w:id="84" w:name="_Toc228823620"/>
+      <w:bookmarkStart w:id="70" w:name="_Toc228864897"/>
       <w:r>
         <w:rPr>
           <w:sz w:val="32"/>
@@ -18446,7 +18781,7 @@
         </w:rPr>
         <w:t xml:space="preserve"> Critical Evaluation</w:t>
       </w:r>
-      <w:bookmarkEnd w:id="84"/>
+      <w:bookmarkEnd w:id="70"/>
     </w:p>
     <w:p>
       <w:pPr>
@@ -18465,34 +18800,53 @@
       <w:pPr>
         <w:pStyle w:val="Heading2"/>
       </w:pPr>
-      <w:bookmarkStart w:id="85" w:name="_Toc228823621"/>
+      <w:bookmarkStart w:id="71" w:name="_Toc228864898"/>
       <w:r>
         <w:t>Success of the artefact</w:t>
       </w:r>
-      <w:bookmarkEnd w:id="85"/>
-    </w:p>
-    <w:p>
-      <w:pPr>
-        <w:rPr>
-          <w:rFonts w:ascii="Arial" w:hAnsi="Arial" w:cs="Arial"/>
-        </w:rPr>
-      </w:pPr>
-      <w:r>
-        <w:rPr>
-          <w:rFonts w:ascii="Arial" w:hAnsi="Arial" w:cs="Arial"/>
-        </w:rPr>
-        <w:t xml:space="preserve">The artefact was successfully completed and was able to achieve its core objectives. Testing showed it was functional, responsive and easy to learn with most testers agreeing that it improved player experience and immersion and they were able to use it effectively. </w:t>
+      <w:bookmarkEnd w:id="71"/>
+    </w:p>
+    <w:p>
+      <w:pPr>
+        <w:rPr>
+          <w:rFonts w:ascii="Arial" w:hAnsi="Arial" w:cs="Arial"/>
+        </w:rPr>
+      </w:pPr>
+      <w:r>
+        <w:rPr>
+          <w:rFonts w:ascii="Arial" w:hAnsi="Arial" w:cs="Arial"/>
+        </w:rPr>
+        <w:t>The artefact was successfully completed</w:t>
+      </w:r>
+      <w:r>
+        <w:rPr>
+          <w:rFonts w:ascii="Arial" w:hAnsi="Arial" w:cs="Arial"/>
+        </w:rPr>
+        <w:t xml:space="preserve"> within the timeframe</w:t>
+      </w:r>
+      <w:r>
+        <w:rPr>
+          <w:rFonts w:ascii="Arial" w:hAnsi="Arial" w:cs="Arial"/>
+        </w:rPr>
+        <w:t xml:space="preserve"> and was able to achieve its core objectives. Testing showed it was functional, responsive and </w:t>
+      </w:r>
+      <w:r>
+        <w:rPr>
+          <w:rFonts w:ascii="Arial" w:hAnsi="Arial" w:cs="Arial"/>
+        </w:rPr>
+        <w:lastRenderedPageBreak/>
+        <w:t xml:space="preserve">easy to learn with most testers agreeing that it improved player experience and immersion and they were able to use it effectively. </w:t>
       </w:r>
     </w:p>
     <w:p>
       <w:pPr>
         <w:pStyle w:val="Heading2"/>
       </w:pPr>
-      <w:bookmarkStart w:id="86" w:name="_Toc228823622"/>
+      <w:bookmarkStart w:id="72" w:name="_Toc228864899"/>
       <w:r>
         <w:t>Significance</w:t>
       </w:r>
-      <w:bookmarkEnd w:id="86"/>
+      <w:bookmarkEnd w:id="72"/>
     </w:p>
     <w:p>
       <w:pPr>
@@ -18523,11 +18877,11 @@
       <w:pPr>
         <w:pStyle w:val="Heading2"/>
       </w:pPr>
-      <w:bookmarkStart w:id="87" w:name="_Toc228823623"/>
+      <w:bookmarkStart w:id="73" w:name="_Toc228864900"/>
       <w:r>
         <w:t>Comparison to similar technology</w:t>
       </w:r>
-      <w:bookmarkEnd w:id="87"/>
+      <w:bookmarkEnd w:id="73"/>
     </w:p>
     <w:p>
       <w:pPr>
@@ -18558,48 +18912,181 @@
       <w:pPr>
         <w:pStyle w:val="Heading2"/>
       </w:pPr>
-      <w:bookmarkStart w:id="88" w:name="_Toc228823624"/>
-      <w:r>
+      <w:bookmarkStart w:id="74" w:name="_Toc228864901"/>
+      <w:r>
+        <w:t>Adv</w:t>
+      </w:r>
+      <w:r>
+        <w:t>a</w:t>
+      </w:r>
+      <w:r>
+        <w:t>ntages and contributions</w:t>
+      </w:r>
+      <w:bookmarkEnd w:id="74"/>
+    </w:p>
+    <w:p>
+      <w:pPr>
+        <w:keepNext/>
+      </w:pPr>
+      <w:r>
+        <w:rPr>
+          <w:rFonts w:ascii="Arial" w:hAnsi="Arial" w:cs="Arial"/>
+        </w:rPr>
+        <w:t xml:space="preserve">Now that the project is complete and with tests conducted, the motion-based controller has several advantages. Firstly, because of the cheap components that was purchased, the project itself was low cost, so the artefact itself didn’t have </w:t>
+      </w:r>
+      <w:r>
+        <w:rPr>
+          <w:rFonts w:ascii="Arial" w:hAnsi="Arial" w:cs="Arial"/>
+        </w:rPr>
+        <w:t>much wasted</w:t>
+      </w:r>
+      <w:r>
+        <w:rPr>
+          <w:rFonts w:ascii="Arial" w:hAnsi="Arial" w:cs="Arial"/>
+        </w:rPr>
+        <w:t xml:space="preserve"> materials and had all the correct components to function.  In addition, it was also very simple to setup and understand once all the components arrived, making it  accessible to a wide range of people compared to commercial alternatives that are much more expensive reducing the financial barrier that is often associated with gaming and especially hardware that is required to feel more immersed and bring new experiences.</w:t>
+      </w:r>
+      <w:r>
+        <w:rPr>
+          <w:rFonts w:ascii="Arial" w:hAnsi="Arial" w:cs="Arial"/>
+        </w:rPr>
+        <w:t xml:space="preserve"> Furthermore, the artefact can be carried around without any issues, and the design can be easily </w:t>
+      </w:r>
+      <w:r>
+        <w:rPr>
+          <w:rFonts w:ascii="Arial" w:hAnsi="Arial" w:cs="Arial"/>
+        </w:rPr>
         <w:lastRenderedPageBreak/>
-        <w:t>Adv</w:t>
-      </w:r>
-      <w:r>
-        <w:t>a</w:t>
-      </w:r>
-      <w:r>
-        <w:t>ntages and contributions</w:t>
-      </w:r>
-      <w:bookmarkEnd w:id="88"/>
-    </w:p>
-    <w:p>
-      <w:pPr>
-        <w:rPr>
-          <w:rFonts w:ascii="Arial" w:hAnsi="Arial" w:cs="Arial"/>
-        </w:rPr>
-      </w:pPr>
-      <w:r>
-        <w:rPr>
-          <w:rFonts w:ascii="Arial" w:hAnsi="Arial" w:cs="Arial"/>
-        </w:rPr>
-        <w:t>The advantages of the controller are that its low cost and easy to setup, supports easy immersive interaction, its portable and customi</w:t>
-      </w:r>
-      <w:r>
-        <w:rPr>
-          <w:rFonts w:ascii="Arial" w:hAnsi="Arial" w:cs="Arial"/>
-        </w:rPr>
-        <w:t>s</w:t>
-      </w:r>
-      <w:r>
-        <w:rPr>
-          <w:rFonts w:ascii="Arial" w:hAnsi="Arial" w:cs="Arial"/>
-        </w:rPr>
-        <w:t>able and can help players who want to experience or those who may not be able to use traditional controllers easy access to alternative controllers to use.</w:t>
-      </w:r>
-      <w:r>
-        <w:rPr>
-          <w:rFonts w:ascii="Arial" w:hAnsi="Arial" w:cs="Arial"/>
-        </w:rPr>
-        <w:t xml:space="preserve"> The main contribution was to create </w:t>
+        <w:t xml:space="preserve">changed later giving it more flexibility. </w:t>
+      </w:r>
+      <w:r>
+        <w:rPr>
+          <w:rFonts w:ascii="Arial" w:hAnsi="Arial" w:cs="Arial"/>
+          <w:noProof/>
+        </w:rPr>
+        <w:drawing>
+          <wp:inline distT="0" distB="0" distL="0" distR="0" wp14:anchorId="61D5E99B" wp14:editId="3DE2BD3A">
+            <wp:extent cx="5474335" cy="3190875"/>
+            <wp:effectExtent l="0" t="0" r="0" b="9525"/>
+            <wp:docPr id="344016634" name="Picture 1"/>
+            <wp:cNvGraphicFramePr>
+              <a:graphicFrameLocks xmlns:a="http://schemas.openxmlformats.org/drawingml/2006/main" noChangeAspect="1"/>
+            </wp:cNvGraphicFramePr>
+            <a:graphic xmlns:a="http://schemas.openxmlformats.org/drawingml/2006/main">
+              <a:graphicData uri="http://schemas.openxmlformats.org/drawingml/2006/picture">
+                <pic:pic xmlns:pic="http://schemas.openxmlformats.org/drawingml/2006/picture">
+                  <pic:nvPicPr>
+                    <pic:cNvPr id="344016634" name=""/>
+                    <pic:cNvPicPr/>
+                  </pic:nvPicPr>
+                  <pic:blipFill>
+                    <a:blip r:embed="rId30"/>
+                    <a:stretch>
+                      <a:fillRect/>
+                    </a:stretch>
+                  </pic:blipFill>
+                  <pic:spPr>
+                    <a:xfrm>
+                      <a:off x="0" y="0"/>
+                      <a:ext cx="5474335" cy="3190875"/>
+                    </a:xfrm>
+                    <a:prstGeom prst="rect">
+                      <a:avLst/>
+                    </a:prstGeom>
+                  </pic:spPr>
+                </pic:pic>
+              </a:graphicData>
+            </a:graphic>
+          </wp:inline>
+        </w:drawing>
+      </w:r>
+    </w:p>
+    <w:p>
+      <w:pPr>
+        <w:pStyle w:val="Caption"/>
+        <w:jc w:val="center"/>
+        <w:rPr>
+          <w:rFonts w:ascii="Arial" w:hAnsi="Arial" w:cs="Arial"/>
+          <w:sz w:val="22"/>
+          <w:szCs w:val="22"/>
+        </w:rPr>
+      </w:pPr>
+      <w:bookmarkStart w:id="75" w:name="_Toc228864865"/>
+      <w:r>
+        <w:rPr>
+          <w:sz w:val="22"/>
+          <w:szCs w:val="22"/>
+        </w:rPr>
+        <w:t xml:space="preserve">Figure </w:t>
+      </w:r>
+      <w:r>
+        <w:rPr>
+          <w:sz w:val="22"/>
+          <w:szCs w:val="22"/>
+        </w:rPr>
+        <w:fldChar w:fldCharType="begin"/>
+      </w:r>
+      <w:r>
+        <w:rPr>
+          <w:sz w:val="22"/>
+          <w:szCs w:val="22"/>
+        </w:rPr>
+        <w:instrText xml:space="preserve"> SEQ Figure \* ARABIC </w:instrText>
+      </w:r>
+      <w:r>
+        <w:rPr>
+          <w:sz w:val="22"/>
+          <w:szCs w:val="22"/>
+        </w:rPr>
+        <w:fldChar w:fldCharType="separate"/>
+      </w:r>
+      <w:r>
+        <w:rPr>
+          <w:noProof/>
+          <w:sz w:val="22"/>
+          <w:szCs w:val="22"/>
+        </w:rPr>
+        <w:t>23</w:t>
+      </w:r>
+      <w:r>
+        <w:rPr>
+          <w:sz w:val="22"/>
+          <w:szCs w:val="22"/>
+        </w:rPr>
+        <w:fldChar w:fldCharType="end"/>
+      </w:r>
+      <w:r>
+        <w:rPr>
+          <w:sz w:val="22"/>
+          <w:szCs w:val="22"/>
+        </w:rPr>
+        <w:t>. Cost of Artefact</w:t>
+      </w:r>
+      <w:bookmarkEnd w:id="75"/>
+    </w:p>
+    <w:p>
+      <w:pPr>
+        <w:rPr>
+          <w:rFonts w:ascii="Arial" w:hAnsi="Arial" w:cs="Arial"/>
+        </w:rPr>
+      </w:pPr>
+      <w:r>
+        <w:rPr>
+          <w:rFonts w:ascii="Arial" w:hAnsi="Arial" w:cs="Arial"/>
+        </w:rPr>
+        <w:t>The artefact also offers a new way to play offering players who want to experience a different form of gaming, this also leads onto the fact that not everyone is able to play games so making a controller that supports more overall movement like moving the whole arm to look around can be immersive and beneficial.</w:t>
+      </w:r>
+      <w:r>
+        <w:rPr>
+          <w:rFonts w:ascii="Arial" w:hAnsi="Arial" w:cs="Arial"/>
+        </w:rPr>
+        <w:t xml:space="preserve"> </w:t>
+      </w:r>
+      <w:r>
+        <w:rPr>
+          <w:rFonts w:ascii="Arial" w:hAnsi="Arial" w:cs="Arial"/>
+        </w:rPr>
+        <w:t xml:space="preserve">The main contribution was to create </w:t>
       </w:r>
       <w:r>
         <w:rPr>
@@ -18623,15 +19110,68 @@
         <w:rPr>
           <w:rFonts w:ascii="Arial" w:hAnsi="Arial" w:cs="Arial"/>
         </w:rPr>
-        <w:t xml:space="preserve"> accessible alternative game controller for everyone showcasing that you don’t need to spend a lot of money, gives players who want and need alternative game controllers and still function effectively.</w:t>
-      </w:r>
-    </w:p>
-    <w:p>
-      <w:pPr>
-        <w:rPr>
-          <w:rFonts w:ascii="Arial" w:hAnsi="Arial" w:cs="Arial"/>
-        </w:rPr>
-      </w:pPr>
+        <w:t xml:space="preserve"> accessible alternative game controller for everyone showcasing that you don’t need to spend a lot of money</w:t>
+      </w:r>
+      <w:r>
+        <w:rPr>
+          <w:rFonts w:ascii="Arial" w:hAnsi="Arial" w:cs="Arial"/>
+        </w:rPr>
+        <w:t xml:space="preserve"> and</w:t>
+      </w:r>
+      <w:r>
+        <w:rPr>
+          <w:rFonts w:ascii="Arial" w:hAnsi="Arial" w:cs="Arial"/>
+        </w:rPr>
+        <w:t xml:space="preserve"> gives players who want and need alternative game controllers </w:t>
+      </w:r>
+      <w:r>
+        <w:rPr>
+          <w:rFonts w:ascii="Arial" w:hAnsi="Arial" w:cs="Arial"/>
+        </w:rPr>
+        <w:t xml:space="preserve">but also </w:t>
+      </w:r>
+      <w:r>
+        <w:rPr>
+          <w:rFonts w:ascii="Arial" w:hAnsi="Arial" w:cs="Arial"/>
+        </w:rPr>
+        <w:t>keeping</w:t>
+      </w:r>
+      <w:r>
+        <w:rPr>
+          <w:rFonts w:ascii="Arial" w:hAnsi="Arial" w:cs="Arial"/>
+        </w:rPr>
+        <w:t xml:space="preserve"> the same functionality </w:t>
+      </w:r>
+      <w:r>
+        <w:rPr>
+          <w:rFonts w:ascii="Arial" w:hAnsi="Arial" w:cs="Arial"/>
+        </w:rPr>
+        <w:t>to</w:t>
+      </w:r>
+      <w:r>
+        <w:rPr>
+          <w:rFonts w:ascii="Arial" w:hAnsi="Arial" w:cs="Arial"/>
+        </w:rPr>
+        <w:t xml:space="preserve"> be usable</w:t>
+      </w:r>
+      <w:r>
+        <w:rPr>
+          <w:rFonts w:ascii="Arial" w:hAnsi="Arial" w:cs="Arial"/>
+        </w:rPr>
+        <w:t xml:space="preserve"> as well as contribute to ongoing research on alternative game controllers and with the tests and this whole project </w:t>
+      </w:r>
+      <w:r>
+        <w:rPr>
+          <w:rFonts w:ascii="Arial" w:hAnsi="Arial" w:cs="Arial"/>
+        </w:rPr>
+        <w:t xml:space="preserve">is rich </w:t>
+      </w:r>
+      <w:r>
+        <w:rPr>
+          <w:rFonts w:ascii="Arial" w:hAnsi="Arial" w:cs="Arial"/>
+        </w:rPr>
+        <w:t>information to the industry.</w:t>
+      </w:r>
     </w:p>
     <w:p>
       <w:pPr>
@@ -18641,7 +19181,7 @@
           <w:szCs w:val="32"/>
         </w:rPr>
       </w:pPr>
-      <w:bookmarkStart w:id="89" w:name="_Toc228823625"/>
+      <w:bookmarkStart w:id="76" w:name="_Toc228864902"/>
       <w:r>
         <w:rPr>
           <w:sz w:val="32"/>
@@ -18663,7 +19203,7 @@
         </w:rPr>
         <w:t xml:space="preserve"> Impact</w:t>
       </w:r>
-      <w:bookmarkEnd w:id="89"/>
+      <w:bookmarkEnd w:id="76"/>
     </w:p>
     <w:p>
       <w:pPr>
@@ -18688,7 +19228,14 @@
         <w:rPr>
           <w:rFonts w:ascii="Arial" w:hAnsi="Arial" w:cs="Arial"/>
         </w:rPr>
-        <w:t>For many people seeking alternative game controllers means having a more interactive and physical way of playing video games. The test clearly shows that users are open to using alternative game controllers if it feeds their needs as well as helping people who may not be able to use traditional controllers or inputs because of limitations or disadvantages so having a controller that doesn’t require much where they can still feel immersed and have fun like anyone else is important.</w:t>
+        <w:t xml:space="preserve">For many people seeking alternative game controllers means having a more interactive and physical way of playing video games. The test clearly shows that users are open to using alternative game controllers if it feeds their needs as well </w:t>
+      </w:r>
+      <w:r>
+        <w:rPr>
+          <w:rFonts w:ascii="Arial" w:hAnsi="Arial" w:cs="Arial"/>
+        </w:rPr>
+        <w:lastRenderedPageBreak/>
+        <w:t>as helping people who may not be able to use traditional controllers or inputs because of limitations or disadvantages so having a controller that doesn’t require much where they can still feel immersed and have fun like anyone else is important.</w:t>
       </w:r>
     </w:p>
     <w:p>
@@ -18737,7 +19284,7 @@
           <w:szCs w:val="32"/>
         </w:rPr>
       </w:pPr>
-      <w:bookmarkStart w:id="90" w:name="_Toc228823626"/>
+      <w:bookmarkStart w:id="77" w:name="_Toc228864903"/>
       <w:r>
         <w:rPr>
           <w:sz w:val="32"/>
@@ -18766,7 +19313,7 @@
         </w:rPr>
         <w:t xml:space="preserve"> Conclusion</w:t>
       </w:r>
-      <w:bookmarkEnd w:id="90"/>
+      <w:bookmarkEnd w:id="77"/>
     </w:p>
     <w:p>
       <w:pPr>
@@ -18790,14 +19337,7 @@
         <w:rPr>
           <w:rFonts w:ascii="Arial" w:hAnsi="Arial" w:cs="Arial"/>
         </w:rPr>
-        <w:t xml:space="preserve"> to play with alternative game specifically motion-based controllers could improved immersion, player </w:t>
-      </w:r>
-      <w:r>
-        <w:rPr>
-          <w:rFonts w:ascii="Arial" w:hAnsi="Arial" w:cs="Arial"/>
-        </w:rPr>
-        <w:lastRenderedPageBreak/>
-        <w:t>experience and accessibility</w:t>
+        <w:t xml:space="preserve"> to play with alternative game specifically motion-based controllers could improved immersion, player experience and accessibility</w:t>
       </w:r>
       <w:r>
         <w:rPr>
@@ -18888,12 +19428,13 @@
           <w:szCs w:val="32"/>
         </w:rPr>
       </w:pPr>
-      <w:bookmarkStart w:id="91" w:name="_Toc228823627"/>
+      <w:bookmarkStart w:id="78" w:name="_Toc228864904"/>
       <w:r>
         <w:rPr>
           <w:sz w:val="32"/>
           <w:szCs w:val="32"/>
         </w:rPr>
+        <w:lastRenderedPageBreak/>
         <w:t xml:space="preserve">8.1 </w:t>
       </w:r>
       <w:r>
@@ -18903,7 +19444,7 @@
         </w:rPr>
         <w:t>Limitations</w:t>
       </w:r>
-      <w:bookmarkEnd w:id="91"/>
+      <w:bookmarkEnd w:id="78"/>
       <w:r>
         <w:rPr>
           <w:sz w:val="32"/>
@@ -18984,14 +19525,7 @@
         <w:rPr>
           <w:rFonts w:ascii="Arial" w:hAnsi="Arial" w:cs="Arial"/>
         </w:rPr>
-        <w:t xml:space="preserve">In addition, technical constraints were encountered, particularly relating to input responsiveness and latency. So having to find a way to mitigate these issues were a challenge but being able to add small solution by giving the game a key </w:t>
-      </w:r>
-      <w:r>
-        <w:rPr>
-          <w:rFonts w:ascii="Arial" w:hAnsi="Arial" w:cs="Arial"/>
-        </w:rPr>
-        <w:lastRenderedPageBreak/>
-        <w:t>bind where the screen would reset back to centre was a good way to fix the gyro drift.</w:t>
+        <w:t>In addition, technical constraints were encountered, particularly relating to input responsiveness and latency. So having to find a way to mitigate these issues were a challenge but being able to add small solution by giving the game a key bind where the screen would reset back to centre was a good way to fix the gyro drift.</w:t>
       </w:r>
       <w:r>
         <w:rPr>
@@ -18999,27 +19533,6 @@
         </w:rPr>
         <w:t xml:space="preserve"> However, they still have affected the overall user experience and performance during testing.</w:t>
       </w:r>
-    </w:p>
-    <w:p>
-      <w:pPr>
-        <w:rPr>
-          <w:rFonts w:ascii="Arial" w:hAnsi="Arial" w:cs="Arial"/>
-        </w:rPr>
-      </w:pPr>
-    </w:p>
-    <w:p>
-      <w:pPr>
-        <w:rPr>
-          <w:rFonts w:ascii="Arial" w:hAnsi="Arial" w:cs="Arial"/>
-        </w:rPr>
-      </w:pPr>
-    </w:p>
-    <w:p>
-      <w:pPr>
-        <w:rPr>
-          <w:rFonts w:ascii="Arial" w:hAnsi="Arial" w:cs="Arial"/>
-        </w:rPr>
-      </w:pPr>
     </w:p>
     <w:p>
       <w:pPr>
@@ -19029,7 +19542,7 @@
           <w:szCs w:val="32"/>
         </w:rPr>
       </w:pPr>
-      <w:bookmarkStart w:id="92" w:name="_Toc228823628"/>
+      <w:bookmarkStart w:id="79" w:name="_Toc228864905"/>
       <w:r>
         <w:rPr>
           <w:sz w:val="32"/>
@@ -19044,7 +19557,7 @@
         </w:rPr>
         <w:t>Future Work</w:t>
       </w:r>
-      <w:bookmarkEnd w:id="92"/>
+      <w:bookmarkEnd w:id="79"/>
       <w:r>
         <w:rPr>
           <w:sz w:val="32"/>
@@ -19173,6 +19686,7 @@
         <w:rPr>
           <w:rFonts w:ascii="Arial" w:hAnsi="Arial" w:cs="Arial"/>
         </w:rPr>
+        <w:lastRenderedPageBreak/>
         <w:t>Further improvements could include</w:t>
       </w:r>
       <w:r>
@@ -19194,55 +19708,6 @@
         </w:rPr>
         <w:t>Finally, if there was more time now with the experience of creating an alternative controller future version of the motion controller could expand testing across multiple games and applications and focus on more complex game environments to better evaluate the controller adaptability. In addition, improving the design of the controller and moving to a more stable form and more aesthetically pleasing to use with much more improved electronic components while still being low cost and affordable.</w:t>
       </w:r>
-    </w:p>
-    <w:p>
-      <w:pPr>
-        <w:rPr>
-          <w:rFonts w:ascii="Arial" w:hAnsi="Arial" w:cs="Arial"/>
-        </w:rPr>
-      </w:pPr>
-    </w:p>
-    <w:p>
-      <w:pPr>
-        <w:rPr>
-          <w:rFonts w:ascii="Arial" w:hAnsi="Arial" w:cs="Arial"/>
-        </w:rPr>
-      </w:pPr>
-    </w:p>
-    <w:p>
-      <w:pPr>
-        <w:rPr>
-          <w:rFonts w:ascii="Arial" w:hAnsi="Arial" w:cs="Arial"/>
-        </w:rPr>
-      </w:pPr>
-    </w:p>
-    <w:p>
-      <w:pPr>
-        <w:rPr>
-          <w:rFonts w:ascii="Arial" w:hAnsi="Arial" w:cs="Arial"/>
-        </w:rPr>
-      </w:pPr>
-    </w:p>
-    <w:p>
-      <w:pPr>
-        <w:rPr>
-          <w:rFonts w:ascii="Arial" w:hAnsi="Arial" w:cs="Arial"/>
-        </w:rPr>
-      </w:pPr>
-    </w:p>
-    <w:p>
-      <w:pPr>
-        <w:rPr>
-          <w:rFonts w:ascii="Arial" w:hAnsi="Arial" w:cs="Arial"/>
-        </w:rPr>
-      </w:pPr>
-    </w:p>
-    <w:p>
-      <w:pPr>
-        <w:rPr>
-          <w:rFonts w:ascii="Arial" w:hAnsi="Arial" w:cs="Arial"/>
-        </w:rPr>
-      </w:pPr>
     </w:p>
     <w:p>
       <w:pPr>
@@ -19252,7 +19717,7 @@
           <w:szCs w:val="32"/>
         </w:rPr>
       </w:pPr>
-      <w:bookmarkStart w:id="93" w:name="_Toc228823629"/>
+      <w:bookmarkStart w:id="80" w:name="_Toc228864906"/>
       <w:r>
         <w:rPr>
           <w:sz w:val="32"/>
@@ -19260,7 +19725,7 @@
         </w:rPr>
         <w:t>Appendices</w:t>
       </w:r>
-      <w:bookmarkEnd w:id="93"/>
+      <w:bookmarkEnd w:id="80"/>
     </w:p>
     <w:p>
       <w:pPr>
@@ -19308,7 +19773,7 @@
                     <pic:cNvPicPr/>
                   </pic:nvPicPr>
                   <pic:blipFill>
-                    <a:blip r:embed="rId30"/>
+                    <a:blip r:embed="rId31"/>
                     <a:stretch>
                       <a:fillRect/>
                     </a:stretch>
@@ -19339,7 +19804,7 @@
           <w:szCs w:val="22"/>
         </w:rPr>
       </w:pPr>
-      <w:bookmarkStart w:id="94" w:name="_Toc228823651"/>
+      <w:bookmarkStart w:id="81" w:name="_Toc228864866"/>
       <w:r>
         <w:rPr>
           <w:sz w:val="22"/>
@@ -19374,7 +19839,7 @@
           <w:sz w:val="22"/>
           <w:szCs w:val="22"/>
         </w:rPr>
-        <w:t>23</w:t>
+        <w:t>24</w:t>
       </w:r>
       <w:r>
         <w:rPr>
@@ -19390,7 +19855,7 @@
         </w:rPr>
         <w:t>. Gantt Chart Project Timeline</w:t>
       </w:r>
-      <w:bookmarkEnd w:id="94"/>
+      <w:bookmarkEnd w:id="81"/>
     </w:p>
     <w:p>
       <w:pPr>
@@ -19448,7 +19913,14 @@
         <w:rPr>
           <w:rFonts w:ascii="Arial" w:hAnsi="Arial" w:cs="Arial"/>
         </w:rPr>
-        <w:t xml:space="preserve">Having chosen this project for alternative game controllers meant that the existing knowledge for code and using other types of controllers meant the project would be much easier to complete and research in-depth. Having known about the use of Unity and Python from previous years this meant a solid starting foundation to being with to produce a motion-based controller that would fit the project plan. Creating Gantt charts and the use of Kanban on GitHub this meant a solid start in the project with good research and information before moving on to the development phase of the artefact and complete the project with the best results. </w:t>
+        <w:t xml:space="preserve">Having chosen this project for alternative game controllers meant that the existing knowledge for code and using other types of controllers meant the project would be much easier to complete and research in-depth. Having known about the use of Unity and Python from previous years this meant a solid starting foundation to being with to produce a motion-based controller that would fit the project plan. Creating Gantt charts and the use of Kanban on GitHub this meant </w:t>
+      </w:r>
+      <w:r>
+        <w:rPr>
+          <w:rFonts w:ascii="Arial" w:hAnsi="Arial" w:cs="Arial"/>
+        </w:rPr>
+        <w:lastRenderedPageBreak/>
+        <w:t xml:space="preserve">a solid start in the project with good research and information before moving on to the development phase of the artefact and complete the project with the best results. </w:t>
       </w:r>
     </w:p>
     <w:p>
@@ -19504,7 +19976,6 @@
               <w:rPr>
                 <w:rFonts w:ascii="Arial" w:hAnsi="Arial" w:cs="Arial"/>
               </w:rPr>
-              <w:lastRenderedPageBreak/>
               <w:t>Potential Risk</w:t>
             </w:r>
           </w:p>
@@ -20805,7 +21276,15 @@
                 <w:szCs w:val="24"/>
                 <w:lang w:val="en-GB"/>
               </w:rPr>
-              <w:t>Possible illness during the project could delay how much time spent working on artefact</w:t>
+              <w:t xml:space="preserve">Possible illness </w:t>
+            </w:r>
+            <w:r>
+              <w:rPr>
+                <w:szCs w:val="24"/>
+                <w:lang w:val="en-GB"/>
+              </w:rPr>
+              <w:lastRenderedPageBreak/>
+              <w:t>during the project could delay how much time spent working on artefact</w:t>
             </w:r>
           </w:p>
         </w:tc>
@@ -20832,6 +21311,7 @@
                 <w:sz w:val="22"/>
                 <w:szCs w:val="22"/>
               </w:rPr>
+              <w:lastRenderedPageBreak/>
               <w:t>High</w:t>
             </w:r>
           </w:p>
@@ -20885,7 +21365,17 @@
                 <w:sz w:val="22"/>
                 <w:szCs w:val="28"/>
               </w:rPr>
-              <w:t>Ensure to stay fit and healthy during the project and not spend too much time out or overworking.</w:t>
+              <w:t xml:space="preserve">Ensure to stay fit and healthy during </w:t>
+            </w:r>
+            <w:r>
+              <w:rPr>
+                <w:rFonts w:ascii="Arial" w:hAnsi="Arial" w:cs="Arial"/>
+                <w:i/>
+                <w:sz w:val="22"/>
+                <w:szCs w:val="28"/>
+              </w:rPr>
+              <w:lastRenderedPageBreak/>
+              <w:t>the project and not spend too much time out or overworking.</w:t>
             </w:r>
           </w:p>
         </w:tc>
@@ -20915,15 +21405,8 @@
                 <w:szCs w:val="24"/>
                 <w:lang w:val="en-GB"/>
               </w:rPr>
-              <w:t xml:space="preserve">Ordering the incorrect </w:t>
-            </w:r>
-            <w:r>
-              <w:rPr>
-                <w:szCs w:val="24"/>
-                <w:lang w:val="en-GB"/>
-              </w:rPr>
               <w:lastRenderedPageBreak/>
-              <w:t>components</w:t>
+              <w:t>Ordering the incorrect components</w:t>
             </w:r>
           </w:p>
         </w:tc>
@@ -20950,7 +21433,6 @@
                 <w:sz w:val="22"/>
                 <w:szCs w:val="22"/>
               </w:rPr>
-              <w:lastRenderedPageBreak/>
               <w:t>Low</w:t>
             </w:r>
           </w:p>
@@ -21004,17 +21486,7 @@
                 <w:sz w:val="22"/>
                 <w:szCs w:val="28"/>
               </w:rPr>
-              <w:t xml:space="preserve">Not likely to happen but if it </w:t>
-            </w:r>
-            <w:r>
-              <w:rPr>
-                <w:rFonts w:ascii="Arial" w:hAnsi="Arial" w:cs="Arial"/>
-                <w:i/>
-                <w:sz w:val="22"/>
-                <w:szCs w:val="28"/>
-              </w:rPr>
-              <w:lastRenderedPageBreak/>
-              <w:t>did</w:t>
+              <w:t>Not likely to happen but if it did</w:t>
             </w:r>
             <w:r>
               <w:rPr>
@@ -21063,7 +21535,6 @@
                 <w:szCs w:val="24"/>
                 <w:lang w:val="en-GB"/>
               </w:rPr>
-              <w:lastRenderedPageBreak/>
               <w:t>Components malfunction because they weren’t implemented correctly</w:t>
             </w:r>
           </w:p>
@@ -21160,7 +21631,7 @@
           <w:szCs w:val="22"/>
         </w:rPr>
       </w:pPr>
-      <w:bookmarkStart w:id="95" w:name="_Toc228823655"/>
+      <w:bookmarkStart w:id="82" w:name="_Toc228864911"/>
       <w:r>
         <w:rPr>
           <w:sz w:val="22"/>
@@ -21210,7 +21681,7 @@
         </w:rPr>
         <w:t>. Risk Assessment and Mitigation</w:t>
       </w:r>
-      <w:bookmarkEnd w:id="95"/>
+      <w:bookmarkEnd w:id="82"/>
     </w:p>
     <w:p>
       <w:pPr>
@@ -21522,7 +21993,7 @@
         <w:t xml:space="preserve"> </w:t>
       </w:r>
     </w:p>
-    <w:bookmarkStart w:id="96" w:name="_Toc228823630" w:displacedByCustomXml="next"/>
+    <w:bookmarkStart w:id="83" w:name="_Toc228864907" w:displacedByCustomXml="next"/>
     <w:sdt>
       <w:sdtPr>
         <w:rPr>
@@ -21559,7 +22030,7 @@
             </w:rPr>
             <w:t>References</w:t>
           </w:r>
-          <w:bookmarkEnd w:id="96"/>
+          <w:bookmarkEnd w:id="83"/>
         </w:p>
         <w:sdt>
           <w:sdtPr>
@@ -21617,6 +22088,7 @@
                 <w:rPr>
                   <w:noProof/>
                 </w:rPr>
+                <w:lastRenderedPageBreak/>
                 <w:t xml:space="preserve">Jennett, C. et al., 2008. Measuring and defining the experience of immersion in games. </w:t>
               </w:r>
               <w:r>
@@ -21673,7 +22145,6 @@
                 <w:rPr>
                   <w:noProof/>
                 </w:rPr>
-                <w:lastRenderedPageBreak/>
                 <w:t xml:space="preserve">Skalski, P. et al., 2010. Mapping the road to fun: Natural video game controllers, presence, and game enjoyment. </w:t>
               </w:r>
               <w:r>
@@ -21789,7 +22260,7 @@
       </w:pPr>
     </w:p>
     <w:sectPr>
-      <w:headerReference w:type="default" r:id="rId31"/>
+      <w:headerReference w:type="default" r:id="rId32"/>
       <w:type w:val="continuous"/>
       <w:pgSz w:w="11910" w:h="16840"/>
       <w:pgMar w:top="2365" w:right="1361" w:bottom="1361" w:left="1361" w:header="992" w:footer="987" w:gutter="567"/>
